--- a/Evidencias del Proyecto/DAS_Final_Inclushop.docx
+++ b/Evidencias del Proyecto/DAS_Final_Inclushop.docx
@@ -1,6 +1,6 @@
 
 <file path=word/document.xml><?xml version="1.0" encoding="utf-8"?>
-<w:document xmlns:wpc="http://schemas.microsoft.com/office/word/2010/wordprocessingCanvas" xmlns:cx="http://schemas.microsoft.com/office/drawing/2014/chartex" xmlns:cx1="http://schemas.microsoft.com/office/drawing/2015/9/8/chartex" xmlns:cx2="http://schemas.microsoft.com/office/drawing/2015/10/21/chartex" xmlns:cx3="http://schemas.microsoft.com/office/drawing/2016/5/9/chartex" xmlns:cx4="http://schemas.microsoft.com/office/drawing/2016/5/10/chartex" xmlns:cx5="http://schemas.microsoft.com/office/drawing/2016/5/11/chartex" xmlns:cx6="http://schemas.microsoft.com/office/drawing/2016/5/12/chartex" xmlns:cx7="http://schemas.microsoft.com/office/drawing/2016/5/13/chartex" xmlns:cx8="http://schemas.microsoft.com/office/drawing/2016/5/14/chartex" xmlns:mc="http://schemas.openxmlformats.org/markup-compatibility/2006" xmlns:aink="http://schemas.microsoft.com/office/drawing/2016/ink" xmlns:am3d="http://schemas.microsoft.com/office/drawing/2017/model3d" xmlns:o="urn:schemas-microsoft-com:office:office" xmlns:oel="http://schemas.microsoft.com/office/2019/extlst" xmlns:r="http://schemas.openxmlformats.org/officeDocument/2006/relationships" xmlns:m="http://schemas.openxmlformats.org/officeDocument/2006/math" xmlns:v="urn:schemas-microsoft-com:vml" xmlns:wp14="http://schemas.microsoft.com/office/word/2010/wordprocessingDrawing" xmlns:wp="http://schemas.openxmlformats.org/drawingml/2006/wordprocessingDrawing" xmlns:w10="urn:schemas-microsoft-com:office:word" xmlns:w="http://schemas.openxmlformats.org/wordprocessingml/2006/main" xmlns:w14="http://schemas.microsoft.com/office/word/2010/wordml" xmlns:w15="http://schemas.microsoft.com/office/word/2012/wordml" xmlns:w16cex="http://schemas.microsoft.com/office/word/2018/wordml/cex" xmlns:w16cid="http://schemas.microsoft.com/office/word/2016/wordml/cid" xmlns:w16="http://schemas.microsoft.com/office/word/2018/wordml" xmlns:w16sdtdh="http://schemas.microsoft.com/office/word/2020/wordml/sdtdatahash" xmlns:w16se="http://schemas.microsoft.com/office/word/2015/wordml/symex" xmlns:wpg="http://schemas.microsoft.com/office/word/2010/wordprocessingGroup" xmlns:wpi="http://schemas.microsoft.com/office/word/2010/wordprocessingInk" xmlns:wne="http://schemas.microsoft.com/office/word/2006/wordml" xmlns:wps="http://schemas.microsoft.com/office/word/2010/wordprocessingShape" mc:Ignorable="w14 w15 w16se w16cid w16 w16cex w16sdtdh wp14">
+<w:document xmlns:wpc="http://schemas.microsoft.com/office/word/2010/wordprocessingCanvas" xmlns:cx="http://schemas.microsoft.com/office/drawing/2014/chartex" xmlns:cx1="http://schemas.microsoft.com/office/drawing/2015/9/8/chartex" xmlns:cx2="http://schemas.microsoft.com/office/drawing/2015/10/21/chartex" xmlns:cx3="http://schemas.microsoft.com/office/drawing/2016/5/9/chartex" xmlns:cx4="http://schemas.microsoft.com/office/drawing/2016/5/10/chartex" xmlns:cx5="http://schemas.microsoft.com/office/drawing/2016/5/11/chartex" xmlns:cx6="http://schemas.microsoft.com/office/drawing/2016/5/12/chartex" xmlns:cx7="http://schemas.microsoft.com/office/drawing/2016/5/13/chartex" xmlns:cx8="http://schemas.microsoft.com/office/drawing/2016/5/14/chartex" xmlns:mc="http://schemas.openxmlformats.org/markup-compatibility/2006" xmlns:aink="http://schemas.microsoft.com/office/drawing/2016/ink" xmlns:am3d="http://schemas.microsoft.com/office/drawing/2017/model3d" xmlns:o="urn:schemas-microsoft-com:office:office" xmlns:oel="http://schemas.microsoft.com/office/2019/extlst" xmlns:r="http://schemas.openxmlformats.org/officeDocument/2006/relationships" xmlns:m="http://schemas.openxmlformats.org/officeDocument/2006/math" xmlns:v="urn:schemas-microsoft-com:vml" xmlns:wp14="http://schemas.microsoft.com/office/word/2010/wordprocessingDrawing" xmlns:wp="http://schemas.openxmlformats.org/drawingml/2006/wordprocessingDrawing" xmlns:w10="urn:schemas-microsoft-com:office:word" xmlns:w="http://schemas.openxmlformats.org/wordprocessingml/2006/main" xmlns:w14="http://schemas.microsoft.com/office/word/2010/wordml" xmlns:w15="http://schemas.microsoft.com/office/word/2012/wordml" xmlns:w16cex="http://schemas.microsoft.com/office/word/2018/wordml/cex" xmlns:w16cid="http://schemas.microsoft.com/office/word/2016/wordml/cid" xmlns:w16="http://schemas.microsoft.com/office/word/2018/wordml" xmlns:w16du="http://schemas.microsoft.com/office/word/2023/wordml/word16du" xmlns:w16sdtdh="http://schemas.microsoft.com/office/word/2020/wordml/sdtdatahash" xmlns:w16sdtfl="http://schemas.microsoft.com/office/word/2024/wordml/sdtformatlock" xmlns:w16se="http://schemas.microsoft.com/office/word/2015/wordml/symex" xmlns:wpg="http://schemas.microsoft.com/office/word/2010/wordprocessingGroup" xmlns:wpi="http://schemas.microsoft.com/office/word/2010/wordprocessingInk" xmlns:wne="http://schemas.microsoft.com/office/word/2006/wordml" xmlns:wps="http://schemas.microsoft.com/office/word/2010/wordprocessingShape" mc:Ignorable="w14 w15 w16se w16cid w16 w16cex w16sdtdh w16sdtfl w16du wp14">
   <w:body>
     <w:p>
       <w:pPr>
@@ -8,24 +8,13 @@
       </w:pPr>
       <w:r>
         <w:rPr>
-          <w:rFonts w:asciiTheme="majorHAnsi" w:hAnsiTheme="majorHAnsi" w:cstheme="majorHAnsi"/>
           <w:noProof/>
-          <w:sz w:val="32"/>
-          <w:szCs w:val="32"/>
         </w:rPr>
         <w:drawing>
-          <wp:anchor distT="0" distB="0" distL="114300" distR="114300" simplePos="0" relativeHeight="251658240" behindDoc="0" locked="0" layoutInCell="1" allowOverlap="1" wp14:anchorId="13232280" wp14:editId="65A2FC44">
-            <wp:simplePos x="0" y="0"/>
-            <wp:positionH relativeFrom="column">
-              <wp:posOffset>824576</wp:posOffset>
-            </wp:positionH>
-            <wp:positionV relativeFrom="paragraph">
-              <wp:posOffset>658495</wp:posOffset>
-            </wp:positionV>
-            <wp:extent cx="3850887" cy="3408218"/>
-            <wp:effectExtent l="0" t="0" r="0" b="1905"/>
-            <wp:wrapNone/>
-            <wp:docPr id="3" name="Imagen 3" descr="Logotipo&#10;&#10;Descripción generada automáticamente"/>
+          <wp:inline distT="0" distB="0" distL="0" distR="0" wp14:anchorId="6EC1D363" wp14:editId="06B8BF9F">
+            <wp:extent cx="5612130" cy="3063240"/>
+            <wp:effectExtent l="0" t="0" r="7620" b="3810"/>
+            <wp:docPr id="231897240" name="Imagen 1" descr="A logo for a company&#10;&#10;AI-generated content may be incorrect."/>
             <wp:cNvGraphicFramePr>
               <a:graphicFrameLocks xmlns:a="http://schemas.openxmlformats.org/drawingml/2006/main" noChangeAspect="1"/>
             </wp:cNvGraphicFramePr>
@@ -33,47 +22,41 @@
               <a:graphicData uri="http://schemas.openxmlformats.org/drawingml/2006/picture">
                 <pic:pic xmlns:pic="http://schemas.openxmlformats.org/drawingml/2006/picture">
                   <pic:nvPicPr>
-                    <pic:cNvPr id="3" name="Imagen 3" descr="Logotipo&#10;&#10;Descripción generada automáticamente"/>
-                    <pic:cNvPicPr/>
+                    <pic:cNvPr id="231897240" name="Imagen 1" descr="A logo for a company&#10;&#10;AI-generated content may be incorrect."/>
+                    <pic:cNvPicPr>
+                      <a:picLocks noChangeAspect="1" noChangeArrowheads="1"/>
+                    </pic:cNvPicPr>
                   </pic:nvPicPr>
-                  <pic:blipFill rotWithShape="1">
-                    <a:blip r:embed="rId7" cstate="print">
+                  <pic:blipFill>
+                    <a:blip r:embed="rId7">
                       <a:extLst>
                         <a:ext uri="{28A0092B-C50C-407E-A947-70E740481C1C}">
                           <a14:useLocalDpi xmlns:a14="http://schemas.microsoft.com/office/drawing/2010/main" val="0"/>
                         </a:ext>
                       </a:extLst>
                     </a:blip>
-                    <a:srcRect l="18135" t="4911" r="22566" b="19569"/>
-                    <a:stretch/>
+                    <a:srcRect/>
+                    <a:stretch>
+                      <a:fillRect/>
+                    </a:stretch>
                   </pic:blipFill>
                   <pic:spPr bwMode="auto">
                     <a:xfrm>
                       <a:off x="0" y="0"/>
-                      <a:ext cx="3850887" cy="3408218"/>
+                      <a:ext cx="5612130" cy="3063240"/>
                     </a:xfrm>
                     <a:prstGeom prst="rect">
                       <a:avLst/>
                     </a:prstGeom>
+                    <a:noFill/>
                     <a:ln>
                       <a:noFill/>
                     </a:ln>
-                    <a:extLst>
-                      <a:ext uri="{53640926-AAD7-44D8-BBD7-CCE9431645EC}">
-                        <a14:shadowObscured xmlns:a14="http://schemas.microsoft.com/office/drawing/2010/main"/>
-                      </a:ext>
-                    </a:extLst>
                   </pic:spPr>
                 </pic:pic>
               </a:graphicData>
             </a:graphic>
-            <wp14:sizeRelH relativeFrom="margin">
-              <wp14:pctWidth>0</wp14:pctWidth>
-            </wp14:sizeRelH>
-            <wp14:sizeRelV relativeFrom="margin">
-              <wp14:pctHeight>0</wp14:pctHeight>
-            </wp14:sizeRelV>
-          </wp:anchor>
+          </wp:inline>
         </w:drawing>
       </w:r>
       <w:r>
@@ -94,57 +77,6 @@
       <w:r>
         <w:br/>
       </w:r>
-      <w:r>
-        <w:br/>
-      </w:r>
-      <w:r>
-        <w:br/>
-      </w:r>
-      <w:r>
-        <w:br/>
-      </w:r>
-      <w:r>
-        <w:br/>
-      </w:r>
-      <w:r>
-        <w:br/>
-      </w:r>
-      <w:r>
-        <w:br/>
-      </w:r>
-      <w:r>
-        <w:br/>
-      </w:r>
-      <w:r>
-        <w:br/>
-      </w:r>
-      <w:r>
-        <w:br/>
-      </w:r>
-      <w:r>
-        <w:br/>
-      </w:r>
-      <w:r>
-        <w:br/>
-      </w:r>
-      <w:r>
-        <w:br/>
-      </w:r>
-      <w:r>
-        <w:br/>
-      </w:r>
-      <w:r>
-        <w:br/>
-      </w:r>
-    </w:p>
-    <w:p>
-      <w:pPr>
-        <w:jc w:val="center"/>
-        <w:rPr>
-          <w:sz w:val="40"/>
-          <w:szCs w:val="40"/>
-        </w:rPr>
-      </w:pPr>
       <w:r>
         <w:rPr>
           <w:sz w:val="40"/>
@@ -183,6 +115,7 @@
           <w:bCs/>
           <w:sz w:val="32"/>
           <w:szCs w:val="32"/>
+          <w:lang w:val="es-MX"/>
         </w:rPr>
       </w:pPr>
       <w:r>
@@ -192,7 +125,7 @@
           <w:sz w:val="32"/>
           <w:szCs w:val="32"/>
         </w:rPr>
-        <w:t>Restaurant Siglo XXI</w:t>
+        <w:t>Herramientas para un E-Commerce inclusivo</w:t>
       </w:r>
     </w:p>
     <w:p>
@@ -206,7 +139,37 @@
         <w:rPr>
           <w:rFonts w:asciiTheme="majorHAnsi" w:hAnsiTheme="majorHAnsi" w:cstheme="majorHAnsi"/>
         </w:rPr>
-        <w:t>Fecha: 27/10/2022</w:t>
+        <w:t xml:space="preserve">Fecha: </w:t>
+      </w:r>
+      <w:r>
+        <w:rPr>
+          <w:rFonts w:asciiTheme="majorHAnsi" w:hAnsiTheme="majorHAnsi" w:cstheme="majorHAnsi"/>
+        </w:rPr>
+        <w:t>30</w:t>
+      </w:r>
+      <w:r>
+        <w:rPr>
+          <w:rFonts w:asciiTheme="majorHAnsi" w:hAnsiTheme="majorHAnsi" w:cstheme="majorHAnsi"/>
+        </w:rPr>
+        <w:t>/1</w:t>
+      </w:r>
+      <w:r>
+        <w:rPr>
+          <w:rFonts w:asciiTheme="majorHAnsi" w:hAnsiTheme="majorHAnsi" w:cstheme="majorHAnsi"/>
+        </w:rPr>
+        <w:t>1</w:t>
+      </w:r>
+      <w:r>
+        <w:rPr>
+          <w:rFonts w:asciiTheme="majorHAnsi" w:hAnsiTheme="majorHAnsi" w:cstheme="majorHAnsi"/>
+        </w:rPr>
+        <w:t>/202</w:t>
+      </w:r>
+      <w:r>
+        <w:rPr>
+          <w:rFonts w:asciiTheme="majorHAnsi" w:hAnsiTheme="majorHAnsi" w:cstheme="majorHAnsi"/>
+        </w:rPr>
+        <w:t>5</w:t>
       </w:r>
     </w:p>
     <w:p>
@@ -312,7 +275,7 @@
       <w:sdtContent>
         <w:p>
           <w:pPr>
-            <w:pStyle w:val="TtuloTDC"/>
+            <w:pStyle w:val="TOCHeading"/>
           </w:pPr>
           <w:r>
             <w:rPr>
@@ -323,7 +286,7 @@
         </w:p>
         <w:p>
           <w:pPr>
-            <w:pStyle w:val="TDC1"/>
+            <w:pStyle w:val="TOC1"/>
             <w:tabs>
               <w:tab w:val="right" w:leader="dot" w:pos="8828"/>
             </w:tabs>
@@ -345,7 +308,7 @@
           <w:hyperlink w:anchor="_Toc118324069" w:history="1">
             <w:r>
               <w:rPr>
-                <w:rStyle w:val="Hipervnculo"/>
+                <w:rStyle w:val="Hyperlink"/>
                 <w:noProof/>
               </w:rPr>
               <w:t>Historial de Versiones.</w:t>
@@ -402,7 +365,7 @@
         </w:p>
         <w:p>
           <w:pPr>
-            <w:pStyle w:val="TDC1"/>
+            <w:pStyle w:val="TOC1"/>
             <w:tabs>
               <w:tab w:val="right" w:leader="dot" w:pos="8828"/>
             </w:tabs>
@@ -415,7 +378,7 @@
           <w:hyperlink w:anchor="_Toc118324070" w:history="1">
             <w:r>
               <w:rPr>
-                <w:rStyle w:val="Hipervnculo"/>
+                <w:rStyle w:val="Hyperlink"/>
                 <w:noProof/>
               </w:rPr>
               <w:t>Información del Proyecto.</w:t>
@@ -472,7 +435,7 @@
         </w:p>
         <w:p>
           <w:pPr>
-            <w:pStyle w:val="TDC1"/>
+            <w:pStyle w:val="TOC1"/>
             <w:tabs>
               <w:tab w:val="right" w:leader="dot" w:pos="8828"/>
             </w:tabs>
@@ -485,7 +448,7 @@
           <w:hyperlink w:anchor="_Toc118324071" w:history="1">
             <w:r>
               <w:rPr>
-                <w:rStyle w:val="Hipervnculo"/>
+                <w:rStyle w:val="Hyperlink"/>
                 <w:noProof/>
               </w:rPr>
               <w:t>Introducción.</w:t>
@@ -542,7 +505,7 @@
         </w:p>
         <w:p>
           <w:pPr>
-            <w:pStyle w:val="TDC1"/>
+            <w:pStyle w:val="TOC1"/>
             <w:tabs>
               <w:tab w:val="right" w:leader="dot" w:pos="8828"/>
             </w:tabs>
@@ -555,7 +518,7 @@
           <w:hyperlink w:anchor="_Toc118324072" w:history="1">
             <w:r>
               <w:rPr>
-                <w:rStyle w:val="Hipervnculo"/>
+                <w:rStyle w:val="Hyperlink"/>
                 <w:noProof/>
               </w:rPr>
               <w:t>Vista de Casos de Usos.</w:t>
@@ -612,7 +575,7 @@
         </w:p>
         <w:p>
           <w:pPr>
-            <w:pStyle w:val="TDC2"/>
+            <w:pStyle w:val="TOC2"/>
             <w:tabs>
               <w:tab w:val="right" w:leader="dot" w:pos="8828"/>
             </w:tabs>
@@ -625,7 +588,7 @@
           <w:hyperlink w:anchor="_Toc118324073" w:history="1">
             <w:r>
               <w:rPr>
-                <w:rStyle w:val="Hipervnculo"/>
+                <w:rStyle w:val="Hyperlink"/>
                 <w:noProof/>
               </w:rPr>
               <w:t>Modelo de Casos de Usos.</w:t>
@@ -682,7 +645,7 @@
         </w:p>
         <w:p>
           <w:pPr>
-            <w:pStyle w:val="TDC2"/>
+            <w:pStyle w:val="TOC2"/>
             <w:tabs>
               <w:tab w:val="right" w:leader="dot" w:pos="8828"/>
             </w:tabs>
@@ -695,7 +658,7 @@
           <w:hyperlink w:anchor="_Toc118324074" w:history="1">
             <w:r>
               <w:rPr>
-                <w:rStyle w:val="Hipervnculo"/>
+                <w:rStyle w:val="Hyperlink"/>
                 <w:noProof/>
               </w:rPr>
               <w:t>Especificación de Casos de Usos Relevantes.</w:t>
@@ -752,7 +715,7 @@
         </w:p>
         <w:p>
           <w:pPr>
-            <w:pStyle w:val="TDC1"/>
+            <w:pStyle w:val="TOC1"/>
             <w:tabs>
               <w:tab w:val="right" w:leader="dot" w:pos="8828"/>
             </w:tabs>
@@ -765,7 +728,7 @@
           <w:hyperlink w:anchor="_Toc118324075" w:history="1">
             <w:r>
               <w:rPr>
-                <w:rStyle w:val="Hipervnculo"/>
+                <w:rStyle w:val="Hyperlink"/>
                 <w:noProof/>
               </w:rPr>
               <w:t>Vista Lógica.</w:t>
@@ -822,7 +785,7 @@
         </w:p>
         <w:p>
           <w:pPr>
-            <w:pStyle w:val="TDC2"/>
+            <w:pStyle w:val="TOC2"/>
             <w:tabs>
               <w:tab w:val="right" w:leader="dot" w:pos="8828"/>
             </w:tabs>
@@ -835,7 +798,7 @@
           <w:hyperlink w:anchor="_Toc118324076" w:history="1">
             <w:r>
               <w:rPr>
-                <w:rStyle w:val="Hipervnculo"/>
+                <w:rStyle w:val="Hyperlink"/>
                 <w:noProof/>
               </w:rPr>
               <w:t>Diagrama de Clases.</w:t>
@@ -892,7 +855,7 @@
         </w:p>
         <w:p>
           <w:pPr>
-            <w:pStyle w:val="TDC2"/>
+            <w:pStyle w:val="TOC2"/>
             <w:tabs>
               <w:tab w:val="right" w:leader="dot" w:pos="8828"/>
             </w:tabs>
@@ -905,7 +868,7 @@
           <w:hyperlink w:anchor="_Toc118324077" w:history="1">
             <w:r>
               <w:rPr>
-                <w:rStyle w:val="Hipervnculo"/>
+                <w:rStyle w:val="Hyperlink"/>
                 <w:noProof/>
               </w:rPr>
               <w:t>Diagrama de Comunicaciones.</w:t>
@@ -962,7 +925,7 @@
         </w:p>
         <w:p>
           <w:pPr>
-            <w:pStyle w:val="TDC2"/>
+            <w:pStyle w:val="TOC2"/>
             <w:tabs>
               <w:tab w:val="right" w:leader="dot" w:pos="8828"/>
             </w:tabs>
@@ -975,7 +938,7 @@
           <w:hyperlink w:anchor="_Toc118324078" w:history="1">
             <w:r>
               <w:rPr>
-                <w:rStyle w:val="Hipervnculo"/>
+                <w:rStyle w:val="Hyperlink"/>
                 <w:noProof/>
               </w:rPr>
               <w:t>Diagrama de Secuencias.</w:t>
@@ -1032,7 +995,7 @@
         </w:p>
         <w:p>
           <w:pPr>
-            <w:pStyle w:val="TDC2"/>
+            <w:pStyle w:val="TOC2"/>
             <w:tabs>
               <w:tab w:val="right" w:leader="dot" w:pos="8828"/>
             </w:tabs>
@@ -1045,7 +1008,7 @@
           <w:hyperlink w:anchor="_Toc118324079" w:history="1">
             <w:r>
               <w:rPr>
-                <w:rStyle w:val="Hipervnculo"/>
+                <w:rStyle w:val="Hyperlink"/>
                 <w:noProof/>
               </w:rPr>
               <w:t>Diagrama de Entidad Relación Final.</w:t>
@@ -1102,7 +1065,7 @@
         </w:p>
         <w:p>
           <w:pPr>
-            <w:pStyle w:val="TDC1"/>
+            <w:pStyle w:val="TOC1"/>
             <w:tabs>
               <w:tab w:val="right" w:leader="dot" w:pos="8828"/>
             </w:tabs>
@@ -1115,7 +1078,7 @@
           <w:hyperlink w:anchor="_Toc118324080" w:history="1">
             <w:r>
               <w:rPr>
-                <w:rStyle w:val="Hipervnculo"/>
+                <w:rStyle w:val="Hyperlink"/>
                 <w:noProof/>
               </w:rPr>
               <w:t>Vista de Procesos.</w:t>
@@ -1172,7 +1135,7 @@
         </w:p>
         <w:p>
           <w:pPr>
-            <w:pStyle w:val="TDC2"/>
+            <w:pStyle w:val="TOC2"/>
             <w:tabs>
               <w:tab w:val="right" w:leader="dot" w:pos="8828"/>
             </w:tabs>
@@ -1185,7 +1148,7 @@
           <w:hyperlink w:anchor="_Toc118324081" w:history="1">
             <w:r>
               <w:rPr>
-                <w:rStyle w:val="Hipervnculo"/>
+                <w:rStyle w:val="Hyperlink"/>
                 <w:noProof/>
               </w:rPr>
               <w:t>Diagrama de BPMN.</w:t>
@@ -1242,7 +1205,7 @@
         </w:p>
         <w:p>
           <w:pPr>
-            <w:pStyle w:val="TDC3"/>
+            <w:pStyle w:val="TOC3"/>
             <w:tabs>
               <w:tab w:val="right" w:leader="dot" w:pos="8828"/>
             </w:tabs>
@@ -1253,7 +1216,7 @@
           <w:hyperlink w:anchor="_Toc118324082" w:history="1">
             <w:r>
               <w:rPr>
-                <w:rStyle w:val="Hipervnculo"/>
+                <w:rStyle w:val="Hyperlink"/>
                 <w:noProof/>
               </w:rPr>
               <w:t>Diagrama AS-IS.</w:t>
@@ -1310,7 +1273,7 @@
         </w:p>
         <w:p>
           <w:pPr>
-            <w:pStyle w:val="TDC3"/>
+            <w:pStyle w:val="TOC3"/>
             <w:tabs>
               <w:tab w:val="right" w:leader="dot" w:pos="8828"/>
             </w:tabs>
@@ -1321,7 +1284,7 @@
           <w:hyperlink w:anchor="_Toc118324083" w:history="1">
             <w:r>
               <w:rPr>
-                <w:rStyle w:val="Hipervnculo"/>
+                <w:rStyle w:val="Hyperlink"/>
                 <w:noProof/>
               </w:rPr>
               <w:t>Diagrama TO-BE.</w:t>
@@ -1378,7 +1341,7 @@
         </w:p>
         <w:p>
           <w:pPr>
-            <w:pStyle w:val="TDC2"/>
+            <w:pStyle w:val="TOC2"/>
             <w:tabs>
               <w:tab w:val="right" w:leader="dot" w:pos="8828"/>
             </w:tabs>
@@ -1391,7 +1354,7 @@
           <w:hyperlink w:anchor="_Toc118324084" w:history="1">
             <w:r>
               <w:rPr>
-                <w:rStyle w:val="Hipervnculo"/>
+                <w:rStyle w:val="Hyperlink"/>
                 <w:noProof/>
               </w:rPr>
               <w:t>Diagrama de Actividad.</w:t>
@@ -1448,7 +1411,7 @@
         </w:p>
         <w:p>
           <w:pPr>
-            <w:pStyle w:val="TDC1"/>
+            <w:pStyle w:val="TOC1"/>
             <w:tabs>
               <w:tab w:val="right" w:leader="dot" w:pos="8828"/>
             </w:tabs>
@@ -1461,7 +1424,7 @@
           <w:hyperlink w:anchor="_Toc118324085" w:history="1">
             <w:r>
               <w:rPr>
-                <w:rStyle w:val="Hipervnculo"/>
+                <w:rStyle w:val="Hyperlink"/>
                 <w:noProof/>
               </w:rPr>
               <w:t>Vista de Despliegue.</w:t>
@@ -1518,7 +1481,7 @@
         </w:p>
         <w:p>
           <w:pPr>
-            <w:pStyle w:val="TDC2"/>
+            <w:pStyle w:val="TOC2"/>
             <w:tabs>
               <w:tab w:val="right" w:leader="dot" w:pos="8828"/>
             </w:tabs>
@@ -1531,7 +1494,7 @@
           <w:hyperlink w:anchor="_Toc118324086" w:history="1">
             <w:r>
               <w:rPr>
-                <w:rStyle w:val="Hipervnculo"/>
+                <w:rStyle w:val="Hyperlink"/>
                 <w:noProof/>
               </w:rPr>
               <w:t>Diagrama de Componentes.</w:t>
@@ -1588,7 +1551,7 @@
         </w:p>
         <w:p>
           <w:pPr>
-            <w:pStyle w:val="TDC2"/>
+            <w:pStyle w:val="TOC2"/>
             <w:tabs>
               <w:tab w:val="right" w:leader="dot" w:pos="8828"/>
             </w:tabs>
@@ -1601,7 +1564,7 @@
           <w:hyperlink w:anchor="_Toc118324087" w:history="1">
             <w:r>
               <w:rPr>
-                <w:rStyle w:val="Hipervnculo"/>
+                <w:rStyle w:val="Hyperlink"/>
                 <w:noProof/>
               </w:rPr>
               <w:t>Diagrama de Paquetes.</w:t>
@@ -1658,7 +1621,7 @@
         </w:p>
         <w:p>
           <w:pPr>
-            <w:pStyle w:val="TDC1"/>
+            <w:pStyle w:val="TOC1"/>
             <w:tabs>
               <w:tab w:val="right" w:leader="dot" w:pos="8828"/>
             </w:tabs>
@@ -1671,7 +1634,7 @@
           <w:hyperlink w:anchor="_Toc118324088" w:history="1">
             <w:r>
               <w:rPr>
-                <w:rStyle w:val="Hipervnculo"/>
+                <w:rStyle w:val="Hyperlink"/>
                 <w:noProof/>
               </w:rPr>
               <w:t>Vista Física.</w:t>
@@ -1728,7 +1691,7 @@
         </w:p>
         <w:p>
           <w:pPr>
-            <w:pStyle w:val="TDC2"/>
+            <w:pStyle w:val="TOC2"/>
             <w:tabs>
               <w:tab w:val="right" w:leader="dot" w:pos="8828"/>
             </w:tabs>
@@ -1741,7 +1704,7 @@
           <w:hyperlink w:anchor="_Toc118324089" w:history="1">
             <w:r>
               <w:rPr>
-                <w:rStyle w:val="Hipervnculo"/>
+                <w:rStyle w:val="Hyperlink"/>
                 <w:noProof/>
               </w:rPr>
               <w:t>Diagrama de Topología Final.</w:t>
@@ -1828,7 +1791,7 @@
     </w:p>
     <w:p>
       <w:pPr>
-        <w:pStyle w:val="Ttulo1"/>
+        <w:pStyle w:val="Heading1"/>
       </w:pPr>
       <w:bookmarkStart w:id="0" w:name="_Toc118324069"/>
       <w:r>
@@ -1853,9 +1816,9 @@
       <w:tblGrid>
         <w:gridCol w:w="1302"/>
         <w:gridCol w:w="950"/>
-        <w:gridCol w:w="1769"/>
+        <w:gridCol w:w="1770"/>
         <w:gridCol w:w="1818"/>
-        <w:gridCol w:w="2881"/>
+        <w:gridCol w:w="2880"/>
       </w:tblGrid>
       <w:tr>
         <w:tc>
@@ -2041,7 +2004,51 @@
                 <w:szCs w:val="20"/>
                 <w:lang w:val="es-VE" w:eastAsia="es-VE"/>
               </w:rPr>
-              <w:t>27-10-2022</w:t>
+              <w:t>30</w:t>
+            </w:r>
+            <w:r>
+              <w:rPr>
+                <w:rFonts w:eastAsia="Times New Roman" w:cs="Arial"/>
+                <w:bCs/>
+                <w:color w:val="000000"/>
+                <w:sz w:val="20"/>
+                <w:szCs w:val="20"/>
+                <w:lang w:val="es-VE" w:eastAsia="es-VE"/>
+              </w:rPr>
+              <w:t>-1</w:t>
+            </w:r>
+            <w:r>
+              <w:rPr>
+                <w:rFonts w:eastAsia="Times New Roman" w:cs="Arial"/>
+                <w:bCs/>
+                <w:color w:val="000000"/>
+                <w:sz w:val="20"/>
+                <w:szCs w:val="20"/>
+                <w:lang w:val="es-VE" w:eastAsia="es-VE"/>
+              </w:rPr>
+              <w:t>1</w:t>
+            </w:r>
+            <w:r>
+              <w:rPr>
+                <w:rFonts w:eastAsia="Times New Roman" w:cs="Arial"/>
+                <w:bCs/>
+                <w:color w:val="000000"/>
+                <w:sz w:val="20"/>
+                <w:szCs w:val="20"/>
+                <w:lang w:val="es-VE" w:eastAsia="es-VE"/>
+              </w:rPr>
+              <w:t>-202</w:t>
+            </w:r>
+            <w:r>
+              <w:rPr>
+                <w:rFonts w:eastAsia="Times New Roman" w:cs="Arial"/>
+                <w:bCs/>
+                <w:color w:val="000000"/>
+                <w:sz w:val="20"/>
+                <w:szCs w:val="20"/>
+                <w:lang w:val="es-VE" w:eastAsia="es-VE"/>
+              </w:rPr>
+              <w:t>5</w:t>
             </w:r>
           </w:p>
         </w:tc>
@@ -2092,6 +2099,17 @@
                 <w:lang w:val="es-VE" w:eastAsia="es-VE"/>
               </w:rPr>
             </w:pPr>
+            <w:r>
+              <w:rPr>
+                <w:rFonts w:eastAsia="Times New Roman" w:cs="Arial"/>
+                <w:bCs/>
+                <w:color w:val="000000"/>
+                <w:sz w:val="20"/>
+                <w:szCs w:val="20"/>
+                <w:lang w:val="es-VE" w:eastAsia="es-VE"/>
+              </w:rPr>
+              <w:t>Benjamín Vargas</w:t>
+            </w:r>
           </w:p>
         </w:tc>
         <w:tc>
@@ -2449,7 +2467,7 @@
     </w:tbl>
     <w:p>
       <w:pPr>
-        <w:pStyle w:val="Ttulo1"/>
+        <w:pStyle w:val="Heading1"/>
       </w:pPr>
       <w:bookmarkStart w:id="1" w:name="_Toc118324070"/>
       <w:r>
@@ -2479,7 +2497,6 @@
         <w:tc>
           <w:tcPr>
             <w:tcW w:w="4423" w:type="dxa"/>
-            <w:shd w:val="clear" w:color="auto" w:fill="auto"/>
           </w:tcPr>
           <w:p>
             <w:pPr>
@@ -2503,7 +2520,6 @@
         <w:tc>
           <w:tcPr>
             <w:tcW w:w="4297" w:type="dxa"/>
-            <w:shd w:val="clear" w:color="auto" w:fill="auto"/>
           </w:tcPr>
           <w:p>
             <w:pPr>
@@ -2520,7 +2536,7 @@
                 <w:color w:val="000000"/>
                 <w:lang w:val="es-VE" w:eastAsia="es-VE"/>
               </w:rPr>
-              <w:t>Restaurant Siglo XXI</w:t>
+              <w:t>IncluShop</w:t>
             </w:r>
           </w:p>
         </w:tc>
@@ -2529,7 +2545,6 @@
         <w:tc>
           <w:tcPr>
             <w:tcW w:w="4423" w:type="dxa"/>
-            <w:shd w:val="clear" w:color="auto" w:fill="auto"/>
           </w:tcPr>
           <w:p>
             <w:pPr>
@@ -2553,7 +2568,6 @@
         <w:tc>
           <w:tcPr>
             <w:tcW w:w="4297" w:type="dxa"/>
-            <w:shd w:val="clear" w:color="auto" w:fill="auto"/>
           </w:tcPr>
           <w:p>
             <w:pPr>
@@ -2570,7 +2584,23 @@
                 <w:color w:val="000000"/>
                 <w:lang w:val="es-VE" w:eastAsia="es-VE"/>
               </w:rPr>
-              <w:t>“Restaurant Siglo XXI”</w:t>
+              <w:t>“</w:t>
+            </w:r>
+            <w:r>
+              <w:rPr>
+                <w:rFonts w:eastAsia="Times New Roman" w:cs="Arial"/>
+                <w:color w:val="000000"/>
+                <w:lang w:val="es-VE" w:eastAsia="es-VE"/>
+              </w:rPr>
+              <w:t>Herramientas para un E-Commerce inclusivo</w:t>
+            </w:r>
+            <w:r>
+              <w:rPr>
+                <w:rFonts w:eastAsia="Times New Roman" w:cs="Arial"/>
+                <w:color w:val="000000"/>
+                <w:lang w:val="es-VE" w:eastAsia="es-VE"/>
+              </w:rPr>
+              <w:t>”</w:t>
             </w:r>
           </w:p>
         </w:tc>
@@ -2579,7 +2609,6 @@
         <w:tc>
           <w:tcPr>
             <w:tcW w:w="4423" w:type="dxa"/>
-            <w:shd w:val="clear" w:color="auto" w:fill="auto"/>
           </w:tcPr>
           <w:p>
             <w:pPr>
@@ -2603,7 +2632,6 @@
         <w:tc>
           <w:tcPr>
             <w:tcW w:w="4297" w:type="dxa"/>
-            <w:shd w:val="clear" w:color="auto" w:fill="auto"/>
           </w:tcPr>
           <w:p>
             <w:pPr>
@@ -2620,7 +2648,15 @@
                 <w:color w:val="000000"/>
                 <w:lang w:val="es-VE" w:eastAsia="es-VE"/>
               </w:rPr>
-              <w:t>19/08/2022</w:t>
+              <w:t>19/08/202</w:t>
+            </w:r>
+            <w:r>
+              <w:rPr>
+                <w:rFonts w:eastAsia="Times New Roman" w:cs="Arial"/>
+                <w:color w:val="000000"/>
+                <w:lang w:val="es-VE" w:eastAsia="es-VE"/>
+              </w:rPr>
+              <w:t>5</w:t>
             </w:r>
           </w:p>
         </w:tc>
@@ -2629,7 +2665,6 @@
         <w:tc>
           <w:tcPr>
             <w:tcW w:w="4423" w:type="dxa"/>
-            <w:shd w:val="clear" w:color="auto" w:fill="auto"/>
           </w:tcPr>
           <w:p>
             <w:pPr>
@@ -2653,7 +2688,6 @@
         <w:tc>
           <w:tcPr>
             <w:tcW w:w="4297" w:type="dxa"/>
-            <w:shd w:val="clear" w:color="auto" w:fill="auto"/>
           </w:tcPr>
           <w:p>
             <w:pPr>
@@ -2670,7 +2704,15 @@
                 <w:color w:val="000000"/>
                 <w:lang w:val="es-VE" w:eastAsia="es-VE"/>
               </w:rPr>
-              <w:t>Dueño de Restaurant</w:t>
+              <w:t xml:space="preserve">Dueño </w:t>
+            </w:r>
+            <w:r>
+              <w:rPr>
+                <w:rFonts w:eastAsia="Times New Roman" w:cs="Arial"/>
+                <w:color w:val="000000"/>
+                <w:lang w:val="es-VE" w:eastAsia="es-VE"/>
+              </w:rPr>
+              <w:t>de la herramienta</w:t>
             </w:r>
           </w:p>
         </w:tc>
@@ -2679,7 +2721,6 @@
         <w:tc>
           <w:tcPr>
             <w:tcW w:w="4423" w:type="dxa"/>
-            <w:shd w:val="clear" w:color="auto" w:fill="auto"/>
           </w:tcPr>
           <w:p>
             <w:pPr>
@@ -2703,7 +2744,6 @@
         <w:tc>
           <w:tcPr>
             <w:tcW w:w="4297" w:type="dxa"/>
-            <w:shd w:val="clear" w:color="auto" w:fill="auto"/>
           </w:tcPr>
           <w:p>
             <w:pPr>
@@ -2720,7 +2760,15 @@
                 <w:color w:val="000000"/>
                 <w:lang w:val="es-VE" w:eastAsia="es-VE"/>
               </w:rPr>
-              <w:t>Dueño de Restaurant</w:t>
+              <w:t xml:space="preserve">Dueño de </w:t>
+            </w:r>
+            <w:r>
+              <w:rPr>
+                <w:rFonts w:eastAsia="Times New Roman" w:cs="Arial"/>
+                <w:color w:val="000000"/>
+                <w:lang w:val="es-VE" w:eastAsia="es-VE"/>
+              </w:rPr>
+              <w:t>la herramienta</w:t>
             </w:r>
           </w:p>
         </w:tc>
@@ -2729,7 +2777,6 @@
         <w:tc>
           <w:tcPr>
             <w:tcW w:w="4423" w:type="dxa"/>
-            <w:shd w:val="clear" w:color="auto" w:fill="auto"/>
           </w:tcPr>
           <w:p>
             <w:pPr>
@@ -2753,7 +2800,6 @@
         <w:tc>
           <w:tcPr>
             <w:tcW w:w="4297" w:type="dxa"/>
-            <w:shd w:val="clear" w:color="auto" w:fill="auto"/>
           </w:tcPr>
           <w:p>
             <w:pPr>
@@ -2770,7 +2816,7 @@
                 <w:color w:val="000000"/>
                 <w:lang w:val="es-VE" w:eastAsia="es-VE"/>
               </w:rPr>
-              <w:t>Juan Gana</w:t>
+              <w:t>Benjamín Bravo</w:t>
             </w:r>
           </w:p>
         </w:tc>
@@ -2779,7 +2825,6 @@
         <w:tc>
           <w:tcPr>
             <w:tcW w:w="4423" w:type="dxa"/>
-            <w:shd w:val="clear" w:color="auto" w:fill="auto"/>
           </w:tcPr>
           <w:p>
             <w:pPr>
@@ -2803,7 +2848,6 @@
         <w:tc>
           <w:tcPr>
             <w:tcW w:w="4297" w:type="dxa"/>
-            <w:shd w:val="clear" w:color="auto" w:fill="auto"/>
           </w:tcPr>
           <w:p>
             <w:pPr>
@@ -2820,7 +2864,7 @@
                 <w:color w:val="000000"/>
                 <w:lang w:val="es-VE" w:eastAsia="es-VE"/>
               </w:rPr>
-              <w:t>Julio Jiménez</w:t>
+              <w:t>Benjamín Vargas</w:t>
             </w:r>
           </w:p>
           <w:p>
@@ -2858,7 +2902,7 @@
     <w:p/>
     <w:p>
       <w:pPr>
-        <w:pStyle w:val="Ttulo1"/>
+        <w:pStyle w:val="Heading1"/>
       </w:pPr>
       <w:bookmarkStart w:id="2" w:name="_Toc118324071"/>
       <w:r>
@@ -2873,7 +2917,7 @@
     </w:p>
     <w:p>
       <w:pPr>
-        <w:pStyle w:val="Ttulo1"/>
+        <w:pStyle w:val="Heading1"/>
         <w:rPr>
           <w:u w:val="single"/>
         </w:rPr>
@@ -2889,26 +2933,22 @@
     </w:p>
     <w:p>
       <w:pPr>
-        <w:pStyle w:val="Ttulo2"/>
+        <w:pStyle w:val="Heading2"/>
       </w:pPr>
       <w:bookmarkStart w:id="4" w:name="_Toc118324073"/>
       <w:r>
-        <w:rPr>
-          <w:noProof/>
-        </w:rPr>
+        <w:t>Modelo de Casos de Usos.</w:t>
+      </w:r>
+      <w:bookmarkEnd w:id="4"/>
+    </w:p>
+    <w:p/>
+    <w:p>
+      <w:r>
         <w:drawing>
-          <wp:anchor distT="0" distB="0" distL="114300" distR="114300" simplePos="0" relativeHeight="251659264" behindDoc="0" locked="0" layoutInCell="1" allowOverlap="1" wp14:anchorId="2AFA9F24" wp14:editId="21FA1DA7">
-            <wp:simplePos x="0" y="0"/>
-            <wp:positionH relativeFrom="column">
-              <wp:posOffset>-158750</wp:posOffset>
-            </wp:positionH>
-            <wp:positionV relativeFrom="paragraph">
-              <wp:posOffset>231913</wp:posOffset>
-            </wp:positionV>
-            <wp:extent cx="5612130" cy="5830570"/>
-            <wp:effectExtent l="0" t="0" r="1270" b="0"/>
-            <wp:wrapTopAndBottom/>
-            <wp:docPr id="1" name="Imagen 1"/>
+          <wp:inline distT="0" distB="0" distL="0" distR="0" wp14:anchorId="32376CA1" wp14:editId="74453686">
+            <wp:extent cx="5612130" cy="3922395"/>
+            <wp:effectExtent l="0" t="0" r="7620" b="1905"/>
+            <wp:docPr id="359150655" name="Picture 1" descr="A diagram of a diagram&#10;&#10;AI-generated content may be incorrect."/>
             <wp:cNvGraphicFramePr>
               <a:graphicFrameLocks xmlns:a="http://schemas.openxmlformats.org/drawingml/2006/main" noChangeAspect="1"/>
             </wp:cNvGraphicFramePr>
@@ -2916,17 +2956,11 @@
               <a:graphicData uri="http://schemas.openxmlformats.org/drawingml/2006/picture">
                 <pic:pic xmlns:pic="http://schemas.openxmlformats.org/drawingml/2006/picture">
                   <pic:nvPicPr>
-                    <pic:cNvPr id="1" name="Imagen 1"/>
+                    <pic:cNvPr id="359150655" name="Picture 1" descr="A diagram of a diagram&#10;&#10;AI-generated content may be incorrect."/>
                     <pic:cNvPicPr/>
                   </pic:nvPicPr>
                   <pic:blipFill>
-                    <a:blip r:embed="rId8">
-                      <a:extLst>
-                        <a:ext uri="{28A0092B-C50C-407E-A947-70E740481C1C}">
-                          <a14:useLocalDpi xmlns:a14="http://schemas.microsoft.com/office/drawing/2010/main" val="0"/>
-                        </a:ext>
-                      </a:extLst>
-                    </a:blip>
+                    <a:blip r:embed="rId8"/>
                     <a:stretch>
                       <a:fillRect/>
                     </a:stretch>
@@ -2934,7 +2968,7 @@
                   <pic:spPr>
                     <a:xfrm>
                       <a:off x="0" y="0"/>
-                      <a:ext cx="5612130" cy="5830570"/>
+                      <a:ext cx="5612130" cy="3922395"/>
                     </a:xfrm>
                     <a:prstGeom prst="rect">
                       <a:avLst/>
@@ -2943,24 +2977,23 @@
                 </pic:pic>
               </a:graphicData>
             </a:graphic>
-          </wp:anchor>
+          </wp:inline>
         </w:drawing>
       </w:r>
-      <w:r>
-        <w:t>Modelo de Casos de Usos.</w:t>
-      </w:r>
-      <w:bookmarkEnd w:id="4"/>
     </w:p>
+    <w:p/>
+    <w:p/>
     <w:p/>
     <w:p/>
     <w:p/>
     <w:p/>
     <w:p>
       <w:pPr>
-        <w:pStyle w:val="Ttulo2"/>
+        <w:pStyle w:val="Heading2"/>
       </w:pPr>
       <w:bookmarkStart w:id="5" w:name="_Toc118324074"/>
       <w:r>
+        <w:lastRenderedPageBreak/>
         <w:t>Especificación de Casos de Usos Relevantes.</w:t>
       </w:r>
       <w:bookmarkEnd w:id="5"/>
@@ -2970,9 +3003,11 @@
         <w:t>A continuación, se listan los casos de usos más relevantes:</w:t>
       </w:r>
     </w:p>
+    <w:p/>
+    <w:p/>
     <w:tbl>
       <w:tblPr>
-        <w:tblStyle w:val="Tablaconcuadrcula"/>
+        <w:tblStyle w:val="TableGrid"/>
         <w:tblW w:w="8784" w:type="dxa"/>
         <w:tblLook w:val="04A0" w:firstRow="1" w:lastRow="0" w:firstColumn="1" w:lastColumn="0" w:noHBand="0" w:noVBand="1"/>
       </w:tblPr>
@@ -3281,7 +3316,14 @@
                 <w:sz w:val="20"/>
                 <w:szCs w:val="20"/>
               </w:rPr>
-              <w:t>Mantener Datos Mesa</w:t>
+              <w:t xml:space="preserve">Mantener Datos </w:t>
+            </w:r>
+            <w:r>
+              <w:rPr>
+                <w:sz w:val="20"/>
+                <w:szCs w:val="20"/>
+              </w:rPr>
+              <w:t>Inventario</w:t>
             </w:r>
           </w:p>
         </w:tc>
@@ -3321,7 +3363,14 @@
                 <w:sz w:val="20"/>
                 <w:szCs w:val="20"/>
               </w:rPr>
-              <w:t>Permitirá al administrador mantener los datos de mesa para llevar un orden en el sistema.</w:t>
+              <w:t>Permitirá al administrador mantener los datos de</w:t>
+            </w:r>
+            <w:r>
+              <w:rPr>
+                <w:sz w:val="20"/>
+                <w:szCs w:val="20"/>
+              </w:rPr>
+              <w:t>l inventario para tener un orden en sus productos</w:t>
             </w:r>
           </w:p>
         </w:tc>
@@ -3406,7 +3455,14 @@
                 <w:sz w:val="20"/>
                 <w:szCs w:val="20"/>
               </w:rPr>
-              <w:t>Permitirá al administrador mantener la disponibilidad de mesas, ingredientes,</w:t>
+              <w:t>Permitirá al administrador mantener la disponibilidad de</w:t>
+            </w:r>
+            <w:r>
+              <w:rPr>
+                <w:sz w:val="20"/>
+                <w:szCs w:val="20"/>
+              </w:rPr>
+              <w:t xml:space="preserve"> productos a los clientes</w:t>
             </w:r>
           </w:p>
         </w:tc>
@@ -3510,7 +3566,7 @@
                 <w:sz w:val="20"/>
                 <w:szCs w:val="20"/>
               </w:rPr>
-              <w:t>CU06</w:t>
+              <w:t>CU08</w:t>
             </w:r>
           </w:p>
         </w:tc>
@@ -3530,7 +3586,7 @@
                 <w:sz w:val="20"/>
                 <w:szCs w:val="20"/>
               </w:rPr>
-              <w:t>Generar Resumen de Datos</w:t>
+              <w:t>Iniciar Sesión</w:t>
             </w:r>
           </w:p>
         </w:tc>
@@ -3550,7 +3606,7 @@
                 <w:sz w:val="20"/>
                 <w:szCs w:val="20"/>
               </w:rPr>
-              <w:t>Administrador</w:t>
+              <w:t>Trabajador</w:t>
             </w:r>
           </w:p>
         </w:tc>
@@ -3570,7 +3626,14 @@
                 <w:sz w:val="20"/>
                 <w:szCs w:val="20"/>
               </w:rPr>
-              <w:t>Permitirá al administrador a generar todo tipo de resumen de los datos del Restaurant.</w:t>
+              <w:t xml:space="preserve">Permitirá al </w:t>
+            </w:r>
+            <w:r>
+              <w:rPr>
+                <w:sz w:val="20"/>
+                <w:szCs w:val="20"/>
+              </w:rPr>
+              <w:t>trabajador poder iniciar sesión con sus credenciales.</w:t>
             </w:r>
           </w:p>
         </w:tc>
@@ -3592,7 +3655,7 @@
                 <w:sz w:val="20"/>
                 <w:szCs w:val="20"/>
               </w:rPr>
-              <w:t>CU07</w:t>
+              <w:t>CU09</w:t>
             </w:r>
           </w:p>
         </w:tc>
@@ -3612,7 +3675,7 @@
                 <w:sz w:val="20"/>
                 <w:szCs w:val="20"/>
               </w:rPr>
-              <w:t>Mantener Datos Inventario</w:t>
+              <w:t>Controlar Stock</w:t>
             </w:r>
           </w:p>
         </w:tc>
@@ -3632,7 +3695,7 @@
                 <w:sz w:val="20"/>
                 <w:szCs w:val="20"/>
               </w:rPr>
-              <w:t>Administrador</w:t>
+              <w:t>Trabajador</w:t>
             </w:r>
           </w:p>
         </w:tc>
@@ -3652,7 +3715,14 @@
                 <w:sz w:val="20"/>
                 <w:szCs w:val="20"/>
               </w:rPr>
-              <w:t>Permitirá al administrador mantener los datos de inventario.</w:t>
+              <w:t xml:space="preserve">Permitirá al </w:t>
+            </w:r>
+            <w:r>
+              <w:rPr>
+                <w:sz w:val="20"/>
+                <w:szCs w:val="20"/>
+              </w:rPr>
+              <w:t>trabajador poder revisar el inventario de los productos para tener un orden y saber que falta.</w:t>
             </w:r>
           </w:p>
         </w:tc>
@@ -3674,7 +3744,7 @@
                 <w:sz w:val="20"/>
                 <w:szCs w:val="20"/>
               </w:rPr>
-              <w:t>CU08</w:t>
+              <w:t>CU10</w:t>
             </w:r>
           </w:p>
         </w:tc>
@@ -3694,7 +3764,7 @@
                 <w:sz w:val="20"/>
                 <w:szCs w:val="20"/>
               </w:rPr>
-              <w:t>Iniciar Sesión</w:t>
+              <w:t>Quitar productos</w:t>
             </w:r>
           </w:p>
         </w:tc>
@@ -3714,7 +3784,7 @@
                 <w:sz w:val="20"/>
                 <w:szCs w:val="20"/>
               </w:rPr>
-              <w:t>Cocinero</w:t>
+              <w:t>Trabajador</w:t>
             </w:r>
           </w:p>
         </w:tc>
@@ -3734,7 +3804,7 @@
                 <w:sz w:val="20"/>
                 <w:szCs w:val="20"/>
               </w:rPr>
-              <w:t>Permitirá al cocinero ingresar al sistema con su correo y contraseña.</w:t>
+              <w:t>Permitirá al trabajador deshabilitar productos a la  hora de mostrar.</w:t>
             </w:r>
           </w:p>
         </w:tc>
@@ -3756,7 +3826,14 @@
                 <w:sz w:val="20"/>
                 <w:szCs w:val="20"/>
               </w:rPr>
-              <w:t>CU09</w:t>
+              <w:t>CU1</w:t>
+            </w:r>
+            <w:r>
+              <w:rPr>
+                <w:sz w:val="20"/>
+                <w:szCs w:val="20"/>
+              </w:rPr>
+              <w:t>1</w:t>
             </w:r>
           </w:p>
         </w:tc>
@@ -3776,7 +3853,7 @@
                 <w:sz w:val="20"/>
                 <w:szCs w:val="20"/>
               </w:rPr>
-              <w:t>Recibir Pedido</w:t>
+              <w:t>Registrarse</w:t>
             </w:r>
           </w:p>
         </w:tc>
@@ -3796,7 +3873,7 @@
                 <w:sz w:val="20"/>
                 <w:szCs w:val="20"/>
               </w:rPr>
-              <w:t>Cocinero</w:t>
+              <w:t>Cliente</w:t>
             </w:r>
           </w:p>
         </w:tc>
@@ -3816,7 +3893,7 @@
                 <w:sz w:val="20"/>
                 <w:szCs w:val="20"/>
               </w:rPr>
-              <w:t>Permitirá al cocinero recibir los pedidos de los clientes y visualizarlos dentro del sistema.</w:t>
+              <w:t>Permitirá al cliente poder registrarse y utilizar sus credenciales para entrar después.</w:t>
             </w:r>
           </w:p>
         </w:tc>
@@ -3838,7 +3915,14 @@
                 <w:sz w:val="20"/>
                 <w:szCs w:val="20"/>
               </w:rPr>
-              <w:t>CU10</w:t>
+              <w:t>CU1</w:t>
+            </w:r>
+            <w:r>
+              <w:rPr>
+                <w:sz w:val="20"/>
+                <w:szCs w:val="20"/>
+              </w:rPr>
+              <w:t>2</w:t>
             </w:r>
           </w:p>
         </w:tc>
@@ -3858,7 +3942,7 @@
                 <w:sz w:val="20"/>
                 <w:szCs w:val="20"/>
               </w:rPr>
-              <w:t>Ingresar Recetas</w:t>
+              <w:t>Iniciar Sesión</w:t>
             </w:r>
           </w:p>
         </w:tc>
@@ -3878,7 +3962,7 @@
                 <w:sz w:val="20"/>
                 <w:szCs w:val="20"/>
               </w:rPr>
-              <w:t>Cocinero</w:t>
+              <w:t>Cliente</w:t>
             </w:r>
           </w:p>
         </w:tc>
@@ -3898,7 +3982,14 @@
                 <w:sz w:val="20"/>
                 <w:szCs w:val="20"/>
               </w:rPr>
-              <w:t>Permitirá al cocinero ingresar las recetas del Restaurant.</w:t>
+              <w:t xml:space="preserve">Permitirá al </w:t>
+            </w:r>
+            <w:r>
+              <w:rPr>
+                <w:sz w:val="20"/>
+                <w:szCs w:val="20"/>
+              </w:rPr>
+              <w:t>cliente poder iniciar sesión con sus credenciales.</w:t>
             </w:r>
           </w:p>
         </w:tc>
@@ -3920,7 +4011,7 @@
                 <w:sz w:val="20"/>
                 <w:szCs w:val="20"/>
               </w:rPr>
-              <w:t>CU11</w:t>
+              <w:t>CU13</w:t>
             </w:r>
           </w:p>
         </w:tc>
@@ -3940,7 +4031,7 @@
                 <w:sz w:val="20"/>
                 <w:szCs w:val="20"/>
               </w:rPr>
-              <w:t>Iniciar Sesión</w:t>
+              <w:t>Revisar productos</w:t>
             </w:r>
           </w:p>
         </w:tc>
@@ -3960,7 +4051,7 @@
                 <w:sz w:val="20"/>
                 <w:szCs w:val="20"/>
               </w:rPr>
-              <w:t>Recepción</w:t>
+              <w:t>Cliente</w:t>
             </w:r>
           </w:p>
         </w:tc>
@@ -3980,7 +4071,7 @@
                 <w:sz w:val="20"/>
                 <w:szCs w:val="20"/>
               </w:rPr>
-              <w:t>Permitirá al recepcionista a ingresar al sistema con su correo y contraseña.</w:t>
+              <w:t>Permitirá al cliente poder navegar entre los productos de la tienda.</w:t>
             </w:r>
           </w:p>
         </w:tc>
@@ -4002,7 +4093,14 @@
                 <w:sz w:val="20"/>
                 <w:szCs w:val="20"/>
               </w:rPr>
-              <w:t>CU12</w:t>
+              <w:t>CU1</w:t>
+            </w:r>
+            <w:r>
+              <w:rPr>
+                <w:sz w:val="20"/>
+                <w:szCs w:val="20"/>
+              </w:rPr>
+              <w:t>4</w:t>
             </w:r>
           </w:p>
         </w:tc>
@@ -4022,7 +4120,7 @@
                 <w:sz w:val="20"/>
                 <w:szCs w:val="20"/>
               </w:rPr>
-              <w:t>Asignar Mesa</w:t>
+              <w:t>Guardar productos</w:t>
             </w:r>
           </w:p>
         </w:tc>
@@ -4042,7 +4140,7 @@
                 <w:sz w:val="20"/>
                 <w:szCs w:val="20"/>
               </w:rPr>
-              <w:t>Recepción</w:t>
+              <w:t>Cliente</w:t>
             </w:r>
           </w:p>
         </w:tc>
@@ -4062,7 +4160,7 @@
                 <w:sz w:val="20"/>
                 <w:szCs w:val="20"/>
               </w:rPr>
-              <w:t>Permitirá al recepcionista a asignar las mesas cuando un cliente llegue al Restaurant.</w:t>
+              <w:t>Permitirá al cliente poder guardar los productos en un carro de compras.</w:t>
             </w:r>
           </w:p>
         </w:tc>
@@ -4084,7 +4182,14 @@
                 <w:sz w:val="20"/>
                 <w:szCs w:val="20"/>
               </w:rPr>
-              <w:t>CU13</w:t>
+              <w:t>CU1</w:t>
+            </w:r>
+            <w:r>
+              <w:rPr>
+                <w:sz w:val="20"/>
+                <w:szCs w:val="20"/>
+              </w:rPr>
+              <w:t>5</w:t>
             </w:r>
           </w:p>
         </w:tc>
@@ -4104,7 +4209,7 @@
                 <w:sz w:val="20"/>
                 <w:szCs w:val="20"/>
               </w:rPr>
-              <w:t>Iniciar Sesión</w:t>
+              <w:t>Realizar pagos</w:t>
             </w:r>
           </w:p>
         </w:tc>
@@ -4124,7 +4229,7 @@
                 <w:sz w:val="20"/>
                 <w:szCs w:val="20"/>
               </w:rPr>
-              <w:t>Bodega</w:t>
+              <w:t>Cliente</w:t>
             </w:r>
           </w:p>
         </w:tc>
@@ -4144,7 +4249,14 @@
                 <w:sz w:val="20"/>
                 <w:szCs w:val="20"/>
               </w:rPr>
-              <w:t>Permitirá al bodeguero a ingresar al sistema con su correo y contraseña.</w:t>
+              <w:t xml:space="preserve">Permitirá al </w:t>
+            </w:r>
+            <w:r>
+              <w:rPr>
+                <w:sz w:val="20"/>
+                <w:szCs w:val="20"/>
+              </w:rPr>
+              <w:t>cliente poder realizar los pagos con un método de pago.</w:t>
             </w:r>
           </w:p>
         </w:tc>
@@ -4166,7 +4278,7 @@
                 <w:sz w:val="20"/>
                 <w:szCs w:val="20"/>
               </w:rPr>
-              <w:t>CU14</w:t>
+              <w:t>CU16</w:t>
             </w:r>
           </w:p>
         </w:tc>
@@ -4186,7 +4298,7 @@
                 <w:sz w:val="20"/>
                 <w:szCs w:val="20"/>
               </w:rPr>
-              <w:t>Solicitar Insumos</w:t>
+              <w:t>Navegar por voz</w:t>
             </w:r>
           </w:p>
         </w:tc>
@@ -4206,7 +4318,7 @@
                 <w:sz w:val="20"/>
                 <w:szCs w:val="20"/>
               </w:rPr>
-              <w:t>Bodega</w:t>
+              <w:t>Cliente</w:t>
             </w:r>
           </w:p>
         </w:tc>
@@ -4226,7 +4338,7 @@
                 <w:sz w:val="20"/>
                 <w:szCs w:val="20"/>
               </w:rPr>
-              <w:t>Permitirá al bodeguero solicitar los insumos necesarios a los proveedores.</w:t>
+              <w:t>Permitirá al cliente poder navegar por la página utilizando la navegación por voz usando comandos.</w:t>
             </w:r>
           </w:p>
         </w:tc>
@@ -4248,7 +4360,8 @@
                 <w:sz w:val="20"/>
                 <w:szCs w:val="20"/>
               </w:rPr>
-              <w:t>CU15</w:t>
+              <w:lastRenderedPageBreak/>
+              <w:t>CU17</w:t>
             </w:r>
           </w:p>
         </w:tc>
@@ -4268,7 +4381,7 @@
                 <w:sz w:val="20"/>
                 <w:szCs w:val="20"/>
               </w:rPr>
-              <w:t>Reponer Insumos</w:t>
+              <w:t>Utilizar Lupa</w:t>
             </w:r>
           </w:p>
         </w:tc>
@@ -4288,7 +4401,7 @@
                 <w:sz w:val="20"/>
                 <w:szCs w:val="20"/>
               </w:rPr>
-              <w:t>Bodega</w:t>
+              <w:t>Cliente</w:t>
             </w:r>
           </w:p>
         </w:tc>
@@ -4308,7 +4421,7 @@
                 <w:sz w:val="20"/>
                 <w:szCs w:val="20"/>
               </w:rPr>
-              <w:t>Permitirá al bodeguero reponer los insumos al sistema.</w:t>
+              <w:t>Permitirá al cliente poder utilizar una lupa que aumentará el tamaño de las letras en su pantalla.</w:t>
             </w:r>
           </w:p>
         </w:tc>
@@ -4330,8 +4443,7 @@
                 <w:sz w:val="20"/>
                 <w:szCs w:val="20"/>
               </w:rPr>
-              <w:lastRenderedPageBreak/>
-              <w:t>CU16</w:t>
+              <w:t>CU18</w:t>
             </w:r>
           </w:p>
         </w:tc>
@@ -4351,7 +4463,7 @@
                 <w:sz w:val="20"/>
                 <w:szCs w:val="20"/>
               </w:rPr>
-              <w:t>Controlar Stock</w:t>
+              <w:t>Escuchar narrador</w:t>
             </w:r>
           </w:p>
         </w:tc>
@@ -4371,7 +4483,7 @@
                 <w:sz w:val="20"/>
                 <w:szCs w:val="20"/>
               </w:rPr>
-              <w:t>Bodega</w:t>
+              <w:t>Cliente</w:t>
             </w:r>
           </w:p>
         </w:tc>
@@ -4391,7 +4503,21 @@
                 <w:sz w:val="20"/>
                 <w:szCs w:val="20"/>
               </w:rPr>
-              <w:t>Permitirá al bodeguero controlar el stock de los insumos del Restaurant.</w:t>
+              <w:t xml:space="preserve">Permitirá al cliente poder escuchar las acciones que realice </w:t>
+            </w:r>
+            <w:r>
+              <w:rPr>
+                <w:sz w:val="20"/>
+                <w:szCs w:val="20"/>
+              </w:rPr>
+              <w:t>con los comandos de voz</w:t>
+            </w:r>
+            <w:r>
+              <w:rPr>
+                <w:sz w:val="20"/>
+                <w:szCs w:val="20"/>
+              </w:rPr>
+              <w:t>.</w:t>
             </w:r>
           </w:p>
         </w:tc>
@@ -4413,7 +4539,14 @@
                 <w:sz w:val="20"/>
                 <w:szCs w:val="20"/>
               </w:rPr>
-              <w:t>CU17</w:t>
+              <w:t>CU2</w:t>
+            </w:r>
+            <w:r>
+              <w:rPr>
+                <w:sz w:val="20"/>
+                <w:szCs w:val="20"/>
+              </w:rPr>
+              <w:t>0</w:t>
             </w:r>
           </w:p>
         </w:tc>
@@ -4433,7 +4566,7 @@
                 <w:sz w:val="20"/>
                 <w:szCs w:val="20"/>
               </w:rPr>
-              <w:t>Crear Reserva</w:t>
+              <w:t>Emitir Boletas</w:t>
             </w:r>
           </w:p>
         </w:tc>
@@ -4453,7 +4586,7 @@
                 <w:sz w:val="20"/>
                 <w:szCs w:val="20"/>
               </w:rPr>
-              <w:t>Cliente</w:t>
+              <w:t>Trabajador</w:t>
             </w:r>
           </w:p>
         </w:tc>
@@ -4473,581 +4606,21 @@
                 <w:sz w:val="20"/>
                 <w:szCs w:val="20"/>
               </w:rPr>
-              <w:t>Permitirá a un cliente crear una reserva en el Restaurant.</w:t>
-            </w:r>
-          </w:p>
-        </w:tc>
-      </w:tr>
-      <w:tr>
-        <w:tc>
-          <w:tcPr>
-            <w:tcW w:w="1829" w:type="dxa"/>
-          </w:tcPr>
-          <w:p>
-            <w:pPr>
-              <w:rPr>
-                <w:sz w:val="20"/>
-                <w:szCs w:val="20"/>
-              </w:rPr>
-            </w:pPr>
-            <w:r>
-              <w:rPr>
-                <w:sz w:val="20"/>
-                <w:szCs w:val="20"/>
-              </w:rPr>
-              <w:t>CU18</w:t>
-            </w:r>
-          </w:p>
-        </w:tc>
-        <w:tc>
-          <w:tcPr>
-            <w:tcW w:w="2683" w:type="dxa"/>
-          </w:tcPr>
-          <w:p>
-            <w:pPr>
-              <w:rPr>
-                <w:sz w:val="20"/>
-                <w:szCs w:val="20"/>
-              </w:rPr>
-            </w:pPr>
-            <w:r>
-              <w:rPr>
-                <w:sz w:val="20"/>
-                <w:szCs w:val="20"/>
-              </w:rPr>
-              <w:t>Cancelar Reserva</w:t>
-            </w:r>
-          </w:p>
-        </w:tc>
-        <w:tc>
-          <w:tcPr>
-            <w:tcW w:w="1450" w:type="dxa"/>
-          </w:tcPr>
-          <w:p>
-            <w:pPr>
-              <w:rPr>
-                <w:sz w:val="20"/>
-                <w:szCs w:val="20"/>
-              </w:rPr>
-            </w:pPr>
-            <w:r>
-              <w:rPr>
-                <w:sz w:val="20"/>
-                <w:szCs w:val="20"/>
-              </w:rPr>
-              <w:t>Cliente</w:t>
-            </w:r>
-          </w:p>
-        </w:tc>
-        <w:tc>
-          <w:tcPr>
-            <w:tcW w:w="2822" w:type="dxa"/>
-          </w:tcPr>
-          <w:p>
-            <w:pPr>
-              <w:rPr>
-                <w:sz w:val="20"/>
-                <w:szCs w:val="20"/>
-              </w:rPr>
-            </w:pPr>
-            <w:r>
-              <w:rPr>
-                <w:sz w:val="20"/>
-                <w:szCs w:val="20"/>
-              </w:rPr>
-              <w:t>Permitirá a un cliente cancelar una reserva en el sistema.</w:t>
-            </w:r>
-          </w:p>
-        </w:tc>
-      </w:tr>
-      <w:tr>
-        <w:tc>
-          <w:tcPr>
-            <w:tcW w:w="1829" w:type="dxa"/>
-          </w:tcPr>
-          <w:p>
-            <w:pPr>
-              <w:rPr>
-                <w:sz w:val="20"/>
-                <w:szCs w:val="20"/>
-              </w:rPr>
-            </w:pPr>
-            <w:r>
-              <w:rPr>
-                <w:sz w:val="20"/>
-                <w:szCs w:val="20"/>
-              </w:rPr>
-              <w:t>CU19</w:t>
-            </w:r>
-          </w:p>
-        </w:tc>
-        <w:tc>
-          <w:tcPr>
-            <w:tcW w:w="2683" w:type="dxa"/>
-          </w:tcPr>
-          <w:p>
-            <w:pPr>
-              <w:rPr>
-                <w:sz w:val="20"/>
-                <w:szCs w:val="20"/>
-              </w:rPr>
-            </w:pPr>
-            <w:r>
-              <w:rPr>
-                <w:sz w:val="20"/>
-                <w:szCs w:val="20"/>
-              </w:rPr>
-              <w:t>Ingresar Orden</w:t>
-            </w:r>
-          </w:p>
-        </w:tc>
-        <w:tc>
-          <w:tcPr>
-            <w:tcW w:w="1450" w:type="dxa"/>
-          </w:tcPr>
-          <w:p>
-            <w:pPr>
-              <w:rPr>
-                <w:sz w:val="20"/>
-                <w:szCs w:val="20"/>
-              </w:rPr>
-            </w:pPr>
-            <w:r>
-              <w:rPr>
-                <w:sz w:val="20"/>
-                <w:szCs w:val="20"/>
-              </w:rPr>
-              <w:t>Cliente</w:t>
-            </w:r>
-          </w:p>
-        </w:tc>
-        <w:tc>
-          <w:tcPr>
-            <w:tcW w:w="2822" w:type="dxa"/>
-          </w:tcPr>
-          <w:p>
-            <w:pPr>
-              <w:rPr>
-                <w:sz w:val="20"/>
-                <w:szCs w:val="20"/>
-              </w:rPr>
-            </w:pPr>
-            <w:r>
-              <w:rPr>
-                <w:sz w:val="20"/>
-                <w:szCs w:val="20"/>
-              </w:rPr>
-              <w:t>Permitirá a un cliente ingresar la orden en el sistema.</w:t>
-            </w:r>
-          </w:p>
-        </w:tc>
-      </w:tr>
-      <w:tr>
-        <w:tc>
-          <w:tcPr>
-            <w:tcW w:w="1829" w:type="dxa"/>
-          </w:tcPr>
-          <w:p>
-            <w:pPr>
-              <w:rPr>
-                <w:sz w:val="20"/>
-                <w:szCs w:val="20"/>
-              </w:rPr>
-            </w:pPr>
-            <w:r>
-              <w:rPr>
-                <w:sz w:val="20"/>
-                <w:szCs w:val="20"/>
-              </w:rPr>
-              <w:t>CU20</w:t>
-            </w:r>
-          </w:p>
-        </w:tc>
-        <w:tc>
-          <w:tcPr>
-            <w:tcW w:w="2683" w:type="dxa"/>
-          </w:tcPr>
-          <w:p>
-            <w:pPr>
-              <w:rPr>
-                <w:sz w:val="20"/>
-                <w:szCs w:val="20"/>
-              </w:rPr>
-            </w:pPr>
-            <w:r>
-              <w:rPr>
-                <w:sz w:val="20"/>
-                <w:szCs w:val="20"/>
-              </w:rPr>
-              <w:t>Pedir Extra</w:t>
-            </w:r>
-          </w:p>
-        </w:tc>
-        <w:tc>
-          <w:tcPr>
-            <w:tcW w:w="1450" w:type="dxa"/>
-          </w:tcPr>
-          <w:p>
-            <w:pPr>
-              <w:rPr>
-                <w:sz w:val="20"/>
-                <w:szCs w:val="20"/>
-              </w:rPr>
-            </w:pPr>
-            <w:r>
-              <w:rPr>
-                <w:sz w:val="20"/>
-                <w:szCs w:val="20"/>
-              </w:rPr>
-              <w:t>Cliente</w:t>
-            </w:r>
-          </w:p>
-        </w:tc>
-        <w:tc>
-          <w:tcPr>
-            <w:tcW w:w="2822" w:type="dxa"/>
-          </w:tcPr>
-          <w:p>
-            <w:pPr>
-              <w:rPr>
-                <w:sz w:val="20"/>
-                <w:szCs w:val="20"/>
-              </w:rPr>
-            </w:pPr>
-            <w:r>
-              <w:rPr>
-                <w:sz w:val="20"/>
-                <w:szCs w:val="20"/>
-              </w:rPr>
-              <w:t>Permitirá a un cliente pedir extra si es que así lo quiere.</w:t>
-            </w:r>
-          </w:p>
-        </w:tc>
-      </w:tr>
-      <w:tr>
-        <w:tc>
-          <w:tcPr>
-            <w:tcW w:w="1829" w:type="dxa"/>
-          </w:tcPr>
-          <w:p>
-            <w:pPr>
-              <w:rPr>
-                <w:sz w:val="20"/>
-                <w:szCs w:val="20"/>
-              </w:rPr>
-            </w:pPr>
-            <w:r>
-              <w:rPr>
-                <w:sz w:val="20"/>
-                <w:szCs w:val="20"/>
-              </w:rPr>
-              <w:t>CU21</w:t>
-            </w:r>
-          </w:p>
-        </w:tc>
-        <w:tc>
-          <w:tcPr>
-            <w:tcW w:w="2683" w:type="dxa"/>
-          </w:tcPr>
-          <w:p>
-            <w:pPr>
-              <w:rPr>
-                <w:sz w:val="20"/>
-                <w:szCs w:val="20"/>
-              </w:rPr>
-            </w:pPr>
-            <w:r>
-              <w:rPr>
-                <w:sz w:val="20"/>
-                <w:szCs w:val="20"/>
-              </w:rPr>
-              <w:t>Pagar Cuenta</w:t>
-            </w:r>
-          </w:p>
-        </w:tc>
-        <w:tc>
-          <w:tcPr>
-            <w:tcW w:w="1450" w:type="dxa"/>
-          </w:tcPr>
-          <w:p>
-            <w:pPr>
-              <w:rPr>
-                <w:sz w:val="20"/>
-                <w:szCs w:val="20"/>
-              </w:rPr>
-            </w:pPr>
-            <w:r>
-              <w:rPr>
-                <w:sz w:val="20"/>
-                <w:szCs w:val="20"/>
-              </w:rPr>
-              <w:t>Cliente</w:t>
-            </w:r>
-          </w:p>
-        </w:tc>
-        <w:tc>
-          <w:tcPr>
-            <w:tcW w:w="2822" w:type="dxa"/>
-          </w:tcPr>
-          <w:p>
-            <w:pPr>
-              <w:rPr>
-                <w:sz w:val="20"/>
-                <w:szCs w:val="20"/>
-              </w:rPr>
-            </w:pPr>
-            <w:r>
-              <w:rPr>
-                <w:sz w:val="20"/>
-                <w:szCs w:val="20"/>
-              </w:rPr>
-              <w:t>Permitirá a un cliente pagar la cuenta de su orden al finalizar la reserva.</w:t>
-            </w:r>
-          </w:p>
-        </w:tc>
-      </w:tr>
-      <w:tr>
-        <w:tc>
-          <w:tcPr>
-            <w:tcW w:w="1829" w:type="dxa"/>
-          </w:tcPr>
-          <w:p>
-            <w:pPr>
-              <w:rPr>
-                <w:sz w:val="20"/>
-                <w:szCs w:val="20"/>
-              </w:rPr>
-            </w:pPr>
-            <w:r>
-              <w:rPr>
-                <w:sz w:val="20"/>
-                <w:szCs w:val="20"/>
-              </w:rPr>
-              <w:t>CU22</w:t>
-            </w:r>
-          </w:p>
-        </w:tc>
-        <w:tc>
-          <w:tcPr>
-            <w:tcW w:w="2683" w:type="dxa"/>
-          </w:tcPr>
-          <w:p>
-            <w:pPr>
-              <w:rPr>
-                <w:sz w:val="20"/>
-                <w:szCs w:val="20"/>
-              </w:rPr>
-            </w:pPr>
-            <w:r>
-              <w:rPr>
-                <w:sz w:val="20"/>
-                <w:szCs w:val="20"/>
-              </w:rPr>
-              <w:t>Iniciar Sesión</w:t>
-            </w:r>
-          </w:p>
-        </w:tc>
-        <w:tc>
-          <w:tcPr>
-            <w:tcW w:w="1450" w:type="dxa"/>
-          </w:tcPr>
-          <w:p>
-            <w:pPr>
-              <w:rPr>
-                <w:sz w:val="20"/>
-                <w:szCs w:val="20"/>
-              </w:rPr>
-            </w:pPr>
-            <w:r>
-              <w:rPr>
-                <w:sz w:val="20"/>
-                <w:szCs w:val="20"/>
-              </w:rPr>
-              <w:t>Finanzas</w:t>
-            </w:r>
-          </w:p>
-        </w:tc>
-        <w:tc>
-          <w:tcPr>
-            <w:tcW w:w="2822" w:type="dxa"/>
-          </w:tcPr>
-          <w:p>
-            <w:pPr>
-              <w:rPr>
-                <w:sz w:val="20"/>
-                <w:szCs w:val="20"/>
-              </w:rPr>
-            </w:pPr>
-            <w:r>
-              <w:rPr>
-                <w:sz w:val="20"/>
-                <w:szCs w:val="20"/>
-              </w:rPr>
-              <w:t>Permitirá al usuario de finanzas ingresar al sistema con su correo y contraseña.</w:t>
-            </w:r>
-          </w:p>
-        </w:tc>
-      </w:tr>
-      <w:tr>
-        <w:tc>
-          <w:tcPr>
-            <w:tcW w:w="1829" w:type="dxa"/>
-          </w:tcPr>
-          <w:p>
-            <w:pPr>
-              <w:rPr>
-                <w:sz w:val="20"/>
-                <w:szCs w:val="20"/>
-              </w:rPr>
-            </w:pPr>
-            <w:r>
-              <w:rPr>
-                <w:sz w:val="20"/>
-                <w:szCs w:val="20"/>
-              </w:rPr>
-              <w:t>CU23</w:t>
-            </w:r>
-          </w:p>
-        </w:tc>
-        <w:tc>
-          <w:tcPr>
-            <w:tcW w:w="2683" w:type="dxa"/>
-          </w:tcPr>
-          <w:p>
-            <w:pPr>
-              <w:rPr>
-                <w:sz w:val="20"/>
-                <w:szCs w:val="20"/>
-              </w:rPr>
-            </w:pPr>
-            <w:r>
-              <w:rPr>
-                <w:sz w:val="20"/>
-                <w:szCs w:val="20"/>
-              </w:rPr>
-              <w:t>Calcular Ganancias</w:t>
-            </w:r>
-          </w:p>
-        </w:tc>
-        <w:tc>
-          <w:tcPr>
-            <w:tcW w:w="1450" w:type="dxa"/>
-          </w:tcPr>
-          <w:p>
-            <w:pPr>
-              <w:rPr>
-                <w:sz w:val="20"/>
-                <w:szCs w:val="20"/>
-              </w:rPr>
-            </w:pPr>
-            <w:r>
-              <w:rPr>
-                <w:sz w:val="20"/>
-                <w:szCs w:val="20"/>
-              </w:rPr>
-              <w:t>Finanzas</w:t>
-            </w:r>
-          </w:p>
-        </w:tc>
-        <w:tc>
-          <w:tcPr>
-            <w:tcW w:w="2822" w:type="dxa"/>
-          </w:tcPr>
-          <w:p>
-            <w:pPr>
-              <w:rPr>
-                <w:sz w:val="20"/>
-                <w:szCs w:val="20"/>
-              </w:rPr>
-            </w:pPr>
-            <w:r>
-              <w:rPr>
-                <w:sz w:val="20"/>
-                <w:szCs w:val="20"/>
-              </w:rPr>
-              <w:t>Permitirá al usuario de finanzas calcular las ganancias del Restaurant.</w:t>
-            </w:r>
-          </w:p>
-        </w:tc>
-      </w:tr>
-      <w:tr>
-        <w:tc>
-          <w:tcPr>
-            <w:tcW w:w="1829" w:type="dxa"/>
-          </w:tcPr>
-          <w:p>
-            <w:pPr>
-              <w:rPr>
-                <w:sz w:val="20"/>
-                <w:szCs w:val="20"/>
-              </w:rPr>
-            </w:pPr>
-            <w:r>
-              <w:rPr>
-                <w:sz w:val="20"/>
-                <w:szCs w:val="20"/>
-              </w:rPr>
-              <w:t>CU24</w:t>
-            </w:r>
-          </w:p>
-        </w:tc>
-        <w:tc>
-          <w:tcPr>
-            <w:tcW w:w="2683" w:type="dxa"/>
-          </w:tcPr>
-          <w:p>
-            <w:pPr>
-              <w:rPr>
-                <w:sz w:val="20"/>
-                <w:szCs w:val="20"/>
-              </w:rPr>
-            </w:pPr>
-            <w:r>
-              <w:rPr>
-                <w:sz w:val="20"/>
-                <w:szCs w:val="20"/>
-              </w:rPr>
-              <w:t>Emitir Boletas</w:t>
-            </w:r>
-          </w:p>
-        </w:tc>
-        <w:tc>
-          <w:tcPr>
-            <w:tcW w:w="1450" w:type="dxa"/>
-          </w:tcPr>
-          <w:p>
-            <w:pPr>
-              <w:rPr>
-                <w:sz w:val="20"/>
-                <w:szCs w:val="20"/>
-              </w:rPr>
-            </w:pPr>
-            <w:r>
-              <w:rPr>
-                <w:sz w:val="20"/>
-                <w:szCs w:val="20"/>
-              </w:rPr>
-              <w:t>Finanzas</w:t>
-            </w:r>
-          </w:p>
-        </w:tc>
-        <w:tc>
-          <w:tcPr>
-            <w:tcW w:w="2822" w:type="dxa"/>
-          </w:tcPr>
-          <w:p>
-            <w:pPr>
-              <w:rPr>
-                <w:sz w:val="20"/>
-                <w:szCs w:val="20"/>
-              </w:rPr>
-            </w:pPr>
-            <w:r>
-              <w:rPr>
-                <w:sz w:val="20"/>
-                <w:szCs w:val="20"/>
-              </w:rPr>
-              <w:t>Permitirá al usuario de finanzas a emitir las boletas de los clientes.</w:t>
+              <w:t xml:space="preserve">Permitirá al </w:t>
+            </w:r>
+            <w:r>
+              <w:rPr>
+                <w:sz w:val="20"/>
+                <w:szCs w:val="20"/>
+              </w:rPr>
+              <w:t xml:space="preserve">trabajador </w:t>
+            </w:r>
+            <w:r>
+              <w:rPr>
+                <w:sz w:val="20"/>
+                <w:szCs w:val="20"/>
+              </w:rPr>
+              <w:t>emitir las boletas de los clientes.</w:t>
             </w:r>
           </w:p>
         </w:tc>
@@ -5056,7 +4629,7 @@
     <w:p/>
     <w:p>
       <w:pPr>
-        <w:pStyle w:val="Ttulo1"/>
+        <w:pStyle w:val="Heading1"/>
       </w:pPr>
       <w:bookmarkStart w:id="6" w:name="_Toc118324075"/>
       <w:r>
@@ -5067,7 +4640,7 @@
     </w:p>
     <w:p>
       <w:pPr>
-        <w:pStyle w:val="Ttulo2"/>
+        <w:pStyle w:val="Heading2"/>
       </w:pPr>
       <w:bookmarkStart w:id="7" w:name="_Toc118324076"/>
       <w:r>
@@ -5076,15 +4649,17 @@
       <w:bookmarkEnd w:id="7"/>
     </w:p>
     <w:p>
-      <w:r>
+      <w:pPr>
         <w:rPr>
-          <w:noProof/>
+          <w:lang w:val="es-MX"/>
         </w:rPr>
+      </w:pPr>
+      <w:r>
         <w:drawing>
-          <wp:inline distT="0" distB="0" distL="0" distR="0" wp14:anchorId="48C06BD2" wp14:editId="2E8219C8">
-            <wp:extent cx="4147457" cy="6753702"/>
-            <wp:effectExtent l="0" t="0" r="5715" b="9525"/>
-            <wp:docPr id="4" name="Imagen 4" descr="Diagrama&#10;&#10;Descripción generada automáticamente"/>
+          <wp:inline distT="0" distB="0" distL="0" distR="0" wp14:anchorId="5CD61EC2" wp14:editId="0E15C624">
+            <wp:extent cx="5612130" cy="6955790"/>
+            <wp:effectExtent l="0" t="0" r="7620" b="0"/>
+            <wp:docPr id="509303498" name="Picture 1" descr="A screenshot of a computer&#10;&#10;AI-generated content may be incorrect."/>
             <wp:cNvGraphicFramePr>
               <a:graphicFrameLocks xmlns:a="http://schemas.openxmlformats.org/drawingml/2006/main" noChangeAspect="1"/>
             </wp:cNvGraphicFramePr>
@@ -5092,17 +4667,11 @@
               <a:graphicData uri="http://schemas.openxmlformats.org/drawingml/2006/picture">
                 <pic:pic xmlns:pic="http://schemas.openxmlformats.org/drawingml/2006/picture">
                   <pic:nvPicPr>
-                    <pic:cNvPr id="4" name="Imagen 4" descr="Diagrama&#10;&#10;Descripción generada automáticamente"/>
+                    <pic:cNvPr id="509303498" name="Picture 1" descr="A screenshot of a computer&#10;&#10;AI-generated content may be incorrect."/>
                     <pic:cNvPicPr/>
                   </pic:nvPicPr>
                   <pic:blipFill>
-                    <a:blip r:embed="rId9">
-                      <a:extLst>
-                        <a:ext uri="{28A0092B-C50C-407E-A947-70E740481C1C}">
-                          <a14:useLocalDpi xmlns:a14="http://schemas.microsoft.com/office/drawing/2010/main" val="0"/>
-                        </a:ext>
-                      </a:extLst>
-                    </a:blip>
+                    <a:blip r:embed="rId9"/>
                     <a:stretch>
                       <a:fillRect/>
                     </a:stretch>
@@ -5110,7 +4679,7 @@
                   <pic:spPr>
                     <a:xfrm>
                       <a:off x="0" y="0"/>
-                      <a:ext cx="4156559" cy="6768523"/>
+                      <a:ext cx="5612130" cy="6955790"/>
                     </a:xfrm>
                     <a:prstGeom prst="rect">
                       <a:avLst/>
@@ -5131,7 +4700,7 @@
     <w:p/>
     <w:p>
       <w:pPr>
-        <w:pStyle w:val="Ttulo2"/>
+        <w:pStyle w:val="Heading2"/>
       </w:pPr>
       <w:bookmarkStart w:id="8" w:name="_Toc118324077"/>
       <w:r>
@@ -5142,14 +4711,11 @@
     </w:p>
     <w:p>
       <w:r>
-        <w:rPr>
-          <w:noProof/>
-        </w:rPr>
         <w:drawing>
-          <wp:inline distT="0" distB="0" distL="0" distR="0" wp14:anchorId="7F30360D" wp14:editId="7A4E71A1">
-            <wp:extent cx="5612130" cy="3476625"/>
-            <wp:effectExtent l="0" t="0" r="7620" b="9525"/>
-            <wp:docPr id="5" name="Imagen 5" descr="Diagrama&#10;&#10;Descripción generada automáticamente"/>
+          <wp:inline distT="0" distB="0" distL="0" distR="0" wp14:anchorId="15970AAA" wp14:editId="103FE776">
+            <wp:extent cx="5612130" cy="2440305"/>
+            <wp:effectExtent l="0" t="0" r="7620" b="0"/>
+            <wp:docPr id="1542238627" name="Picture 1" descr="A diagram of a diagram&#10;&#10;AI-generated content may be incorrect."/>
             <wp:cNvGraphicFramePr>
               <a:graphicFrameLocks xmlns:a="http://schemas.openxmlformats.org/drawingml/2006/main" noChangeAspect="1"/>
             </wp:cNvGraphicFramePr>
@@ -5157,17 +4723,11 @@
               <a:graphicData uri="http://schemas.openxmlformats.org/drawingml/2006/picture">
                 <pic:pic xmlns:pic="http://schemas.openxmlformats.org/drawingml/2006/picture">
                   <pic:nvPicPr>
-                    <pic:cNvPr id="5" name="Imagen 5" descr="Diagrama&#10;&#10;Descripción generada automáticamente"/>
+                    <pic:cNvPr id="1542238627" name="Picture 1" descr="A diagram of a diagram&#10;&#10;AI-generated content may be incorrect."/>
                     <pic:cNvPicPr/>
                   </pic:nvPicPr>
                   <pic:blipFill>
-                    <a:blip r:embed="rId10">
-                      <a:extLst>
-                        <a:ext uri="{28A0092B-C50C-407E-A947-70E740481C1C}">
-                          <a14:useLocalDpi xmlns:a14="http://schemas.microsoft.com/office/drawing/2010/main" val="0"/>
-                        </a:ext>
-                      </a:extLst>
-                    </a:blip>
+                    <a:blip r:embed="rId10"/>
                     <a:stretch>
                       <a:fillRect/>
                     </a:stretch>
@@ -5175,7 +4735,7 @@
                   <pic:spPr>
                     <a:xfrm>
                       <a:off x="0" y="0"/>
-                      <a:ext cx="5612130" cy="3476625"/>
+                      <a:ext cx="5612130" cy="2440305"/>
                     </a:xfrm>
                     <a:prstGeom prst="rect">
                       <a:avLst/>
@@ -5190,15 +4750,15 @@
     </w:p>
     <w:p>
       <w:r>
-        <w:t xml:space="preserve">En este diagrama podemos observar la comunicación que el usuario recepción hace con el sistema, donde el sistema tiene una pestaña de inicio donde el/la recepcionista ingresa a la página, luego selecciona iniciar sesión para ingresar las credenciales. </w:t>
-      </w:r>
-      <w:r>
-        <w:t>Se presiona el botón iniciar sesión, se validan las credenciales en el sistema, se notifica el resultado y el recepcionista puede entrar al sistema con sus credenciales.</w:t>
+        <w:t xml:space="preserve">En este diagrama podemos observar la comunicación que el usuario </w:t>
+      </w:r>
+      <w:r>
+        <w:t>cliente puede comunicarse con el sistema, ingresando al sistema inicial de inicio de sesión, haciéndole ingresar sus credenciales secretas, validarlas y finalmente notificarle al mismo si estas fueron correctas o no, para finalmente permitirle ingresar al sistema final.</w:t>
       </w:r>
     </w:p>
     <w:p>
       <w:pPr>
-        <w:pStyle w:val="Ttulo2"/>
+        <w:pStyle w:val="Heading2"/>
       </w:pPr>
       <w:bookmarkStart w:id="9" w:name="_Toc118324078"/>
       <w:r>
@@ -5209,14 +4769,11 @@
     </w:p>
     <w:p>
       <w:r>
-        <w:rPr>
-          <w:noProof/>
-        </w:rPr>
         <w:drawing>
-          <wp:inline distT="0" distB="0" distL="0" distR="0" wp14:anchorId="1CDB94DA" wp14:editId="718BCC19">
-            <wp:extent cx="5612130" cy="4838065"/>
-            <wp:effectExtent l="0" t="0" r="7620" b="635"/>
-            <wp:docPr id="6" name="Imagen 6" descr="Tabla&#10;&#10;Descripción generada automáticamente"/>
+          <wp:inline distT="0" distB="0" distL="0" distR="0" wp14:anchorId="1AB6FA39" wp14:editId="595141C1">
+            <wp:extent cx="5612130" cy="5019675"/>
+            <wp:effectExtent l="0" t="0" r="7620" b="9525"/>
+            <wp:docPr id="794717903" name="Picture 1" descr="A screenshot of a computer&#10;&#10;AI-generated content may be incorrect."/>
             <wp:cNvGraphicFramePr>
               <a:graphicFrameLocks xmlns:a="http://schemas.openxmlformats.org/drawingml/2006/main" noChangeAspect="1"/>
             </wp:cNvGraphicFramePr>
@@ -5224,17 +4781,11 @@
               <a:graphicData uri="http://schemas.openxmlformats.org/drawingml/2006/picture">
                 <pic:pic xmlns:pic="http://schemas.openxmlformats.org/drawingml/2006/picture">
                   <pic:nvPicPr>
-                    <pic:cNvPr id="6" name="Imagen 6" descr="Tabla&#10;&#10;Descripción generada automáticamente"/>
+                    <pic:cNvPr id="794717903" name="Picture 1" descr="A screenshot of a computer&#10;&#10;AI-generated content may be incorrect."/>
                     <pic:cNvPicPr/>
                   </pic:nvPicPr>
                   <pic:blipFill>
-                    <a:blip r:embed="rId11">
-                      <a:extLst>
-                        <a:ext uri="{28A0092B-C50C-407E-A947-70E740481C1C}">
-                          <a14:useLocalDpi xmlns:a14="http://schemas.microsoft.com/office/drawing/2010/main" val="0"/>
-                        </a:ext>
-                      </a:extLst>
-                    </a:blip>
+                    <a:blip r:embed="rId11"/>
                     <a:stretch>
                       <a:fillRect/>
                     </a:stretch>
@@ -5242,7 +4793,7 @@
                   <pic:spPr>
                     <a:xfrm>
                       <a:off x="0" y="0"/>
-                      <a:ext cx="5612130" cy="4838065"/>
+                      <a:ext cx="5612130" cy="5019675"/>
                     </a:xfrm>
                     <a:prstGeom prst="rect">
                       <a:avLst/>
@@ -5257,18 +4808,9 @@
     </w:p>
     <w:p>
       <w:r>
-        <w:t xml:space="preserve">En este diagrama de secuencia se encuentra el proceso de asignación de mesa realizado por el/la recepcionista, el cuál comienza con el inicio de sesión de este usuario, luego que se validen las credenciales en la base de datos el/la recepcionista puede ingresar a la página y procede a consultar mesas con la base de datos, si hay </w:t>
-      </w:r>
-      <w:proofErr w:type="gramStart"/>
-      <w:r>
-        <w:t>mesas disponible</w:t>
-      </w:r>
-      <w:proofErr w:type="gramEnd"/>
-      <w:r>
-        <w:t xml:space="preserve"> puede asignar una mesa a un cliente en el caso de que no se encuentre una mesa disponible, el cliente no podrá realizar una reserva.</w:t>
+        <w:t>El diagrama representa el flujo mediante el cual un cliente inicia sesión en el sistema, el cual valida sus credenciales para otorgar acceso. Una vez autenticado, el cliente selecciona los productos que desea comprar y procede a crear el pedido. El sistema registra la solicitud, genera el pedido en la base de datos y devuelve la confirmación correspondiente al cliente.</w:t>
       </w:r>
     </w:p>
-    <w:p/>
     <w:p/>
     <w:p/>
     <w:p/>
@@ -5276,25 +4818,23 @@
     <w:p/>
     <w:p>
       <w:pPr>
-        <w:pStyle w:val="Ttulo2"/>
+        <w:pStyle w:val="Heading2"/>
       </w:pPr>
       <w:bookmarkStart w:id="10" w:name="_Toc118324079"/>
       <w:r>
-        <w:lastRenderedPageBreak/>
         <w:t>Diagrama de Entidad Relación Final.</w:t>
       </w:r>
       <w:bookmarkEnd w:id="10"/>
     </w:p>
+    <w:p/>
     <w:p>
       <w:r>
-        <w:rPr>
-          <w:noProof/>
-        </w:rPr>
+        <w:lastRenderedPageBreak/>
         <w:drawing>
-          <wp:inline distT="0" distB="0" distL="0" distR="0" wp14:anchorId="78C449E0" wp14:editId="7CB9867F">
-            <wp:extent cx="5612130" cy="5327015"/>
-            <wp:effectExtent l="0" t="0" r="7620" b="6985"/>
-            <wp:docPr id="7" name="Imagen 7" descr="Interfaz de usuario gráfica, Aplicación&#10;&#10;Descripción generada automáticamente"/>
+          <wp:inline distT="0" distB="0" distL="0" distR="0" wp14:anchorId="0A32A500" wp14:editId="1A17066C">
+            <wp:extent cx="5612130" cy="3081020"/>
+            <wp:effectExtent l="0" t="0" r="7620" b="5080"/>
+            <wp:docPr id="1877995042" name="Picture 1" descr="A screenshot of a computer&#10;&#10;AI-generated content may be incorrect."/>
             <wp:cNvGraphicFramePr>
               <a:graphicFrameLocks xmlns:a="http://schemas.openxmlformats.org/drawingml/2006/main" noChangeAspect="1"/>
             </wp:cNvGraphicFramePr>
@@ -5302,17 +4842,11 @@
               <a:graphicData uri="http://schemas.openxmlformats.org/drawingml/2006/picture">
                 <pic:pic xmlns:pic="http://schemas.openxmlformats.org/drawingml/2006/picture">
                   <pic:nvPicPr>
-                    <pic:cNvPr id="7" name="Imagen 7" descr="Interfaz de usuario gráfica, Aplicación&#10;&#10;Descripción generada automáticamente"/>
+                    <pic:cNvPr id="1877995042" name="Picture 1" descr="A screenshot of a computer&#10;&#10;AI-generated content may be incorrect."/>
                     <pic:cNvPicPr/>
                   </pic:nvPicPr>
                   <pic:blipFill>
-                    <a:blip r:embed="rId12">
-                      <a:extLst>
-                        <a:ext uri="{28A0092B-C50C-407E-A947-70E740481C1C}">
-                          <a14:useLocalDpi xmlns:a14="http://schemas.microsoft.com/office/drawing/2010/main" val="0"/>
-                        </a:ext>
-                      </a:extLst>
-                    </a:blip>
+                    <a:blip r:embed="rId12"/>
                     <a:stretch>
                       <a:fillRect/>
                     </a:stretch>
@@ -5320,7 +4854,7 @@
                   <pic:spPr>
                     <a:xfrm>
                       <a:off x="0" y="0"/>
-                      <a:ext cx="5612130" cy="5327015"/>
+                      <a:ext cx="5612130" cy="3081020"/>
                     </a:xfrm>
                     <a:prstGeom prst="rect">
                       <a:avLst/>
@@ -5335,7 +4869,7 @@
     </w:p>
     <w:p>
       <w:r>
-        <w:t>En este diagrama podemos observar todas las tablas con sus atributos principales de la base de datos y con sus respectivas relaciones.</w:t>
+        <w:t>En este diagrama podemos observar todas las tablas con sus atributos de la base de datos y con sus respectivas relaciones.</w:t>
       </w:r>
     </w:p>
     <w:p/>
@@ -5346,7 +4880,7 @@
     <w:p/>
     <w:p>
       <w:pPr>
-        <w:pStyle w:val="Ttulo1"/>
+        <w:pStyle w:val="Heading1"/>
       </w:pPr>
       <w:bookmarkStart w:id="11" w:name="_Toc118324080"/>
       <w:r>
@@ -5357,7 +4891,7 @@
     </w:p>
     <w:p>
       <w:pPr>
-        <w:pStyle w:val="Ttulo2"/>
+        <w:pStyle w:val="Heading2"/>
       </w:pPr>
       <w:bookmarkStart w:id="12" w:name="_Toc118324081"/>
       <w:r>
@@ -5367,7 +4901,7 @@
     </w:p>
     <w:p>
       <w:pPr>
-        <w:pStyle w:val="Ttulo3"/>
+        <w:pStyle w:val="Heading3"/>
       </w:pPr>
       <w:bookmarkStart w:id="13" w:name="_Toc118324082"/>
       <w:r>
@@ -5376,15 +4910,27 @@
       <w:bookmarkEnd w:id="13"/>
     </w:p>
     <w:p>
+      <w:r>
+        <w:rPr>
+          <w:noProof/>
+        </w:rPr>
+        <w:t>×</w:t>
+      </w:r>
+      <w:r>
+        <w:rPr>
+          <w:noProof/>
+        </w:rPr>
+        <w:t xml:space="preserve"> </w:t>
+      </w:r>
       <w:r>
         <w:rPr>
           <w:noProof/>
         </w:rPr>
         <w:drawing>
-          <wp:inline distT="0" distB="0" distL="0" distR="0" wp14:anchorId="3BA44E8D" wp14:editId="10D5B5C5">
-            <wp:extent cx="5612130" cy="4414520"/>
-            <wp:effectExtent l="0" t="0" r="7620" b="5080"/>
-            <wp:docPr id="8" name="Imagen 8" descr="Diagrama, Esquemático&#10;&#10;Descripción generada automáticamente"/>
+          <wp:inline distT="0" distB="0" distL="0" distR="0" wp14:anchorId="16958E4E" wp14:editId="2A35445A">
+            <wp:extent cx="5612130" cy="2709545"/>
+            <wp:effectExtent l="0" t="0" r="7620" b="0"/>
+            <wp:docPr id="964961750" name="Picture 1" descr="A diagram of a flowchart&#10;&#10;AI-generated content may be incorrect."/>
             <wp:cNvGraphicFramePr>
               <a:graphicFrameLocks xmlns:a="http://schemas.openxmlformats.org/drawingml/2006/main" noChangeAspect="1"/>
             </wp:cNvGraphicFramePr>
@@ -5392,17 +4938,11 @@
               <a:graphicData uri="http://schemas.openxmlformats.org/drawingml/2006/picture">
                 <pic:pic xmlns:pic="http://schemas.openxmlformats.org/drawingml/2006/picture">
                   <pic:nvPicPr>
-                    <pic:cNvPr id="8" name="Imagen 8" descr="Diagrama, Esquemático&#10;&#10;Descripción generada automáticamente"/>
+                    <pic:cNvPr id="964961750" name="Picture 1" descr="A diagram of a flowchart&#10;&#10;AI-generated content may be incorrect."/>
                     <pic:cNvPicPr/>
                   </pic:nvPicPr>
                   <pic:blipFill>
-                    <a:blip r:embed="rId13" cstate="print">
-                      <a:extLst>
-                        <a:ext uri="{28A0092B-C50C-407E-A947-70E740481C1C}">
-                          <a14:useLocalDpi xmlns:a14="http://schemas.microsoft.com/office/drawing/2010/main" val="0"/>
-                        </a:ext>
-                      </a:extLst>
-                    </a:blip>
+                    <a:blip r:embed="rId13"/>
                     <a:stretch>
                       <a:fillRect/>
                     </a:stretch>
@@ -5410,7 +4950,7 @@
                   <pic:spPr>
                     <a:xfrm>
                       <a:off x="0" y="0"/>
-                      <a:ext cx="5612130" cy="4414520"/>
+                      <a:ext cx="5612130" cy="2709545"/>
                     </a:xfrm>
                     <a:prstGeom prst="rect">
                       <a:avLst/>
@@ -5431,47 +4971,34 @@
         <w:t>cómo</w:t>
       </w:r>
       <w:r>
-        <w:t xml:space="preserve"> funciona el Restaurant Siglo XXI</w:t>
-      </w:r>
-      <w:r>
-        <w:t xml:space="preserve"> antes de la mejora del equipo desarrollador. </w:t>
+        <w:t xml:space="preserve"> funciona </w:t>
+      </w:r>
+      <w:r>
+        <w:t>un E-Commerce funcional sin las funcionalidades de comandos de voz, que sería nuestro principal fuerte.</w:t>
       </w:r>
     </w:p>
     <w:p>
       <w:r>
-        <w:t>Este diagrama comienza con la llegada del cliente, donde es atendido por el garzón y verifica si hay una mesa disponible mirando los lugares del Restaurant, luego si hay mesas disponibles se le asigna la mesa al cliente. Luego el garzón toma el pedido del cliente y se lo va a dejar al cocinero, se prepara la comida y luego se llama al garzón para que vaya a dejar el pedido al cliente.</w:t>
-      </w:r>
-      <w:r>
-        <w:t xml:space="preserve"> Luego el cliente puede pedir extra, si es así, se vuelve a realizar el mismo proceso con el garzón, si no pide extra el cliente puede solicitar la cuenta para pagar,</w:t>
-      </w:r>
-      <w:r>
-        <w:t xml:space="preserve"> </w:t>
-      </w:r>
-      <w:r>
-        <w:t>se solicita la cuenta a recepción y el cliente puede pagar. Y así es el proceso del Restaurant Siglo XXI antes de la mejora.</w:t>
+        <w:t>En el cual se logra ingresar a la página web, y lograr una navegación por mouse y el scroll del mismo, sin poder realizar un buen manejo de la página en caso de tener dificultades para manejarse en sitios del estilo, limitando el acceso a usuarios potenciales.</w:t>
       </w:r>
     </w:p>
     <w:p>
       <w:pPr>
-        <w:pStyle w:val="Ttulo3"/>
+        <w:pStyle w:val="Heading3"/>
       </w:pPr>
       <w:bookmarkStart w:id="14" w:name="_Toc118324083"/>
       <w:r>
-        <w:lastRenderedPageBreak/>
         <w:t>Diagrama TO-BE.</w:t>
       </w:r>
       <w:bookmarkEnd w:id="14"/>
     </w:p>
     <w:p>
       <w:r>
-        <w:rPr>
-          <w:noProof/>
-        </w:rPr>
         <w:drawing>
-          <wp:inline distT="0" distB="0" distL="0" distR="0" wp14:anchorId="007F6937" wp14:editId="2E8E9B82">
-            <wp:extent cx="5612130" cy="5783580"/>
-            <wp:effectExtent l="0" t="0" r="7620" b="7620"/>
-            <wp:docPr id="9" name="Imagen 9" descr="Diagrama, Esquemático&#10;&#10;Descripción generada automáticamente"/>
+          <wp:inline distT="0" distB="0" distL="0" distR="0" wp14:anchorId="3BCABA6B" wp14:editId="10A7548F">
+            <wp:extent cx="5612130" cy="2010410"/>
+            <wp:effectExtent l="0" t="0" r="7620" b="8890"/>
+            <wp:docPr id="1561358268" name="Picture 1" descr="A diagram of a flowchart&#10;&#10;AI-generated content may be incorrect."/>
             <wp:cNvGraphicFramePr>
               <a:graphicFrameLocks xmlns:a="http://schemas.openxmlformats.org/drawingml/2006/main" noChangeAspect="1"/>
             </wp:cNvGraphicFramePr>
@@ -5479,17 +5006,11 @@
               <a:graphicData uri="http://schemas.openxmlformats.org/drawingml/2006/picture">
                 <pic:pic xmlns:pic="http://schemas.openxmlformats.org/drawingml/2006/picture">
                   <pic:nvPicPr>
-                    <pic:cNvPr id="9" name="Imagen 9" descr="Diagrama, Esquemático&#10;&#10;Descripción generada automáticamente"/>
+                    <pic:cNvPr id="1561358268" name="Picture 1" descr="A diagram of a flowchart&#10;&#10;AI-generated content may be incorrect."/>
                     <pic:cNvPicPr/>
                   </pic:nvPicPr>
                   <pic:blipFill>
-                    <a:blip r:embed="rId14" cstate="print">
-                      <a:extLst>
-                        <a:ext uri="{28A0092B-C50C-407E-A947-70E740481C1C}">
-                          <a14:useLocalDpi xmlns:a14="http://schemas.microsoft.com/office/drawing/2010/main" val="0"/>
-                        </a:ext>
-                      </a:extLst>
-                    </a:blip>
+                    <a:blip r:embed="rId14"/>
                     <a:stretch>
                       <a:fillRect/>
                     </a:stretch>
@@ -5497,7 +5018,7 @@
                   <pic:spPr>
                     <a:xfrm>
                       <a:off x="0" y="0"/>
-                      <a:ext cx="5612130" cy="5783580"/>
+                      <a:ext cx="5612130" cy="2010410"/>
                     </a:xfrm>
                     <a:prstGeom prst="rect">
                       <a:avLst/>
@@ -5512,41 +5033,27 @@
     </w:p>
     <w:p>
       <w:r>
-        <w:t xml:space="preserve">En este diagrama podemos observar </w:t>
-      </w:r>
-      <w:r>
-        <w:t xml:space="preserve">el proceso de pedido de cliente del Restaurant Siglo XXI </w:t>
-      </w:r>
-      <w:r>
-        <w:t>con la mejora del equipo de desarrollo.</w:t>
-      </w:r>
-      <w:r>
-        <w:t xml:space="preserve"> El cliente realiza su reserva por el sistema web, llega la solicitud a recepción quien asigna la mesa. Una vez el cliente en la mesa ingresa el pedido el cual le llega a los cocineros quienes preparan el pedido. Luego le llega una notificación al garzón de que el pedido está listo, lleva el plato al cliente, si el cliente quiere hacer un pedido extra, se vuelve a hacer el mismo proceso. Si el cliente quiere pagar, selecciona Pagar Cuenta desde la aplicación en mesa y se procede con el pago.</w:t>
+        <w:t>En este diagrama se muestra el funcionamiento del E-Commerce con las mejoras de accesibilidad integradas, donde el usuario puede activar asistencia mediante comandos de voz y lupa ampliada. Estas funciones permiten navegar, buscar productos y revisar información de forma más guiada e inclusiva. Con estas herramientas, la interacción deja de depender únicamente del mouse y el scroll, facilitando el uso del sistema para personas con dificultades visuales o motrices y ampliando el acceso a más usuarios potenciales.</w:t>
       </w:r>
     </w:p>
-    <w:p/>
     <w:p/>
     <w:p>
       <w:pPr>
-        <w:pStyle w:val="Ttulo2"/>
+        <w:pStyle w:val="Heading2"/>
       </w:pPr>
       <w:bookmarkStart w:id="15" w:name="_Toc118324084"/>
       <w:r>
-        <w:lastRenderedPageBreak/>
         <w:t>Diagrama de Actividad.</w:t>
       </w:r>
       <w:bookmarkEnd w:id="15"/>
     </w:p>
     <w:p>
       <w:r>
-        <w:rPr>
-          <w:noProof/>
-        </w:rPr>
         <w:drawing>
-          <wp:inline distT="0" distB="0" distL="0" distR="0" wp14:anchorId="12E32CF4" wp14:editId="717169DE">
-            <wp:extent cx="5612130" cy="5122545"/>
-            <wp:effectExtent l="0" t="0" r="7620" b="1905"/>
-            <wp:docPr id="10" name="Imagen 10" descr="Diagrama&#10;&#10;Descripción generada automáticamente"/>
+          <wp:inline distT="0" distB="0" distL="0" distR="0" wp14:anchorId="010B47E4" wp14:editId="55FE2C23">
+            <wp:extent cx="5612130" cy="4072890"/>
+            <wp:effectExtent l="0" t="0" r="7620" b="3810"/>
+            <wp:docPr id="1324134766" name="Picture 1" descr="A diagram of a diagram&#10;&#10;AI-generated content may be incorrect."/>
             <wp:cNvGraphicFramePr>
               <a:graphicFrameLocks xmlns:a="http://schemas.openxmlformats.org/drawingml/2006/main" noChangeAspect="1"/>
             </wp:cNvGraphicFramePr>
@@ -5554,17 +5061,11 @@
               <a:graphicData uri="http://schemas.openxmlformats.org/drawingml/2006/picture">
                 <pic:pic xmlns:pic="http://schemas.openxmlformats.org/drawingml/2006/picture">
                   <pic:nvPicPr>
-                    <pic:cNvPr id="10" name="Imagen 10" descr="Diagrama&#10;&#10;Descripción generada automáticamente"/>
+                    <pic:cNvPr id="1324134766" name="Picture 1" descr="A diagram of a diagram&#10;&#10;AI-generated content may be incorrect."/>
                     <pic:cNvPicPr/>
                   </pic:nvPicPr>
                   <pic:blipFill>
-                    <a:blip r:embed="rId15">
-                      <a:extLst>
-                        <a:ext uri="{28A0092B-C50C-407E-A947-70E740481C1C}">
-                          <a14:useLocalDpi xmlns:a14="http://schemas.microsoft.com/office/drawing/2010/main" val="0"/>
-                        </a:ext>
-                      </a:extLst>
-                    </a:blip>
+                    <a:blip r:embed="rId15"/>
                     <a:stretch>
                       <a:fillRect/>
                     </a:stretch>
@@ -5572,7 +5073,7 @@
                   <pic:spPr>
                     <a:xfrm>
                       <a:off x="0" y="0"/>
-                      <a:ext cx="5612130" cy="5122545"/>
+                      <a:ext cx="5612130" cy="4072890"/>
                     </a:xfrm>
                     <a:prstGeom prst="rect">
                       <a:avLst/>
@@ -5607,7 +5108,7 @@
     </w:p>
     <w:p>
       <w:pPr>
-        <w:pStyle w:val="Ttulo1"/>
+        <w:pStyle w:val="Heading1"/>
       </w:pPr>
       <w:bookmarkStart w:id="16" w:name="_Toc118324085"/>
       <w:r>
@@ -5618,7 +5119,7 @@
     </w:p>
     <w:p>
       <w:pPr>
-        <w:pStyle w:val="Ttulo2"/>
+        <w:pStyle w:val="Heading2"/>
       </w:pPr>
       <w:bookmarkStart w:id="17" w:name="_Toc118324086"/>
       <w:r>
@@ -5632,10 +5133,10 @@
           <w:noProof/>
         </w:rPr>
         <w:drawing>
-          <wp:inline distT="0" distB="0" distL="0" distR="0" wp14:anchorId="66B1040A" wp14:editId="455D3765">
-            <wp:extent cx="5612130" cy="2988310"/>
-            <wp:effectExtent l="0" t="0" r="7620" b="2540"/>
-            <wp:docPr id="11" name="Imagen 11" descr="Diagrama&#10;&#10;Descripción generada automáticamente"/>
+          <wp:inline distT="0" distB="0" distL="0" distR="0" wp14:anchorId="259BA333" wp14:editId="6A23F3F7">
+            <wp:extent cx="5612130" cy="4133215"/>
+            <wp:effectExtent l="0" t="0" r="7620" b="635"/>
+            <wp:docPr id="1779272547" name="Picture 1" descr="A diagram of a company&#10;&#10;AI-generated content may be incorrect."/>
             <wp:cNvGraphicFramePr>
               <a:graphicFrameLocks xmlns:a="http://schemas.openxmlformats.org/drawingml/2006/main" noChangeAspect="1"/>
             </wp:cNvGraphicFramePr>
@@ -5643,17 +5144,11 @@
               <a:graphicData uri="http://schemas.openxmlformats.org/drawingml/2006/picture">
                 <pic:pic xmlns:pic="http://schemas.openxmlformats.org/drawingml/2006/picture">
                   <pic:nvPicPr>
-                    <pic:cNvPr id="11" name="Imagen 11" descr="Diagrama&#10;&#10;Descripción generada automáticamente"/>
+                    <pic:cNvPr id="1779272547" name="Picture 1" descr="A diagram of a company&#10;&#10;AI-generated content may be incorrect."/>
                     <pic:cNvPicPr/>
                   </pic:nvPicPr>
                   <pic:blipFill>
-                    <a:blip r:embed="rId16">
-                      <a:extLst>
-                        <a:ext uri="{28A0092B-C50C-407E-A947-70E740481C1C}">
-                          <a14:useLocalDpi xmlns:a14="http://schemas.microsoft.com/office/drawing/2010/main" val="0"/>
-                        </a:ext>
-                      </a:extLst>
-                    </a:blip>
+                    <a:blip r:embed="rId16"/>
                     <a:stretch>
                       <a:fillRect/>
                     </a:stretch>
@@ -5661,7 +5156,7 @@
                   <pic:spPr>
                     <a:xfrm>
                       <a:off x="0" y="0"/>
-                      <a:ext cx="5612130" cy="2988310"/>
+                      <a:ext cx="5612130" cy="4133215"/>
                     </a:xfrm>
                     <a:prstGeom prst="rect">
                       <a:avLst/>
@@ -5674,31 +5169,34 @@
         </w:drawing>
       </w:r>
     </w:p>
+    <w:p/>
+    <w:p/>
     <w:p>
       <w:r>
-        <w:t>En este diagrama podemos observar los componentes de una reserva, en donde se encuentran las mesas y el menú para la reserva y tienen un control por bodega, además de un sistema de tarjetas para el pago.</w:t>
+        <w:t xml:space="preserve">En este diagrama podemos observar los componentes </w:t>
+      </w:r>
+      <w:r>
+        <w:t>que se ocuparán al momento de querer realizar una compra de productos, entrando a la página, realizando una búsqueda de productos, ingresarlos a carrito de compra y finalmente realizando el pago de este con un sistema bancario.</w:t>
       </w:r>
     </w:p>
     <w:p>
       <w:pPr>
-        <w:pStyle w:val="Ttulo2"/>
+        <w:pStyle w:val="Heading2"/>
       </w:pPr>
       <w:bookmarkStart w:id="18" w:name="_Toc118324087"/>
       <w:r>
+        <w:lastRenderedPageBreak/>
         <w:t>Diagrama de Paquetes.</w:t>
       </w:r>
       <w:bookmarkEnd w:id="18"/>
     </w:p>
     <w:p>
       <w:r>
-        <w:rPr>
-          <w:noProof/>
-        </w:rPr>
         <w:drawing>
-          <wp:inline distT="0" distB="0" distL="0" distR="0" wp14:anchorId="0B1BF67C" wp14:editId="4E574219">
-            <wp:extent cx="5612130" cy="2789555"/>
+          <wp:inline distT="0" distB="0" distL="0" distR="0" wp14:anchorId="54168074" wp14:editId="346E49BF">
+            <wp:extent cx="5612130" cy="4502150"/>
             <wp:effectExtent l="0" t="0" r="7620" b="0"/>
-            <wp:docPr id="12" name="Imagen 12"/>
+            <wp:docPr id="1344531168" name="Picture 1" descr="A diagram of a software company&#10;&#10;AI-generated content may be incorrect."/>
             <wp:cNvGraphicFramePr>
               <a:graphicFrameLocks xmlns:a="http://schemas.openxmlformats.org/drawingml/2006/main" noChangeAspect="1"/>
             </wp:cNvGraphicFramePr>
@@ -5706,17 +5204,11 @@
               <a:graphicData uri="http://schemas.openxmlformats.org/drawingml/2006/picture">
                 <pic:pic xmlns:pic="http://schemas.openxmlformats.org/drawingml/2006/picture">
                   <pic:nvPicPr>
-                    <pic:cNvPr id="12" name="Imagen 12"/>
+                    <pic:cNvPr id="1344531168" name="Picture 1" descr="A diagram of a software company&#10;&#10;AI-generated content may be incorrect."/>
                     <pic:cNvPicPr/>
                   </pic:nvPicPr>
                   <pic:blipFill>
-                    <a:blip r:embed="rId17">
-                      <a:extLst>
-                        <a:ext uri="{28A0092B-C50C-407E-A947-70E740481C1C}">
-                          <a14:useLocalDpi xmlns:a14="http://schemas.microsoft.com/office/drawing/2010/main" val="0"/>
-                        </a:ext>
-                      </a:extLst>
-                    </a:blip>
+                    <a:blip r:embed="rId17"/>
                     <a:stretch>
                       <a:fillRect/>
                     </a:stretch>
@@ -5724,7 +5216,7 @@
                   <pic:spPr>
                     <a:xfrm>
                       <a:off x="0" y="0"/>
-                      <a:ext cx="5612130" cy="2789555"/>
+                      <a:ext cx="5612130" cy="4502150"/>
                     </a:xfrm>
                     <a:prstGeom prst="rect">
                       <a:avLst/>
@@ -5741,26 +5233,37 @@
       <w:r>
         <w:t xml:space="preserve">En este diagrama podemos observar los paquetes del proyecto donde encontramos la vista con programación de </w:t>
       </w:r>
-      <w:proofErr w:type="spellStart"/>
-      <w:r>
-        <w:t>TypeScript</w:t>
-      </w:r>
-      <w:proofErr w:type="spellEnd"/>
-      <w:r>
-        <w:t xml:space="preserve"> y CSS. El paquete controlador donde se encuentra el login, registro, reserva, entre otros. Y por </w:t>
-      </w:r>
-      <w:proofErr w:type="gramStart"/>
-      <w:r>
-        <w:t>ultimo</w:t>
-      </w:r>
-      <w:proofErr w:type="gramEnd"/>
-      <w:r>
-        <w:t xml:space="preserve"> lo que es Modelo donde encontramos la Base de Datos con My SQL.</w:t>
+      <w:r>
+        <w:t>Python usando el Framework de DJango</w:t>
+      </w:r>
+      <w:r>
+        <w:t xml:space="preserve"> y CSS</w:t>
+      </w:r>
+      <w:r>
+        <w:t>3</w:t>
+      </w:r>
+      <w:r>
+        <w:t xml:space="preserve">. El paquete controlador donde se encuentra el login, registro, </w:t>
+      </w:r>
+      <w:r>
+        <w:t>el manejo de productos</w:t>
+      </w:r>
+      <w:r>
+        <w:t>, entre otros</w:t>
+      </w:r>
+      <w:r>
+        <w:t xml:space="preserve">, </w:t>
+      </w:r>
+      <w:r>
+        <w:t>lo que es Modelo donde encontramos la Base de Datos MySQL.</w:t>
+      </w:r>
+      <w:r>
+        <w:t xml:space="preserve"> Además de la integración de la API Externa de la navegación por voz utilizando Text-To-Speech.</w:t>
       </w:r>
     </w:p>
     <w:p>
       <w:pPr>
-        <w:pStyle w:val="Ttulo1"/>
+        <w:pStyle w:val="Heading1"/>
       </w:pPr>
       <w:bookmarkStart w:id="19" w:name="_Toc118324088"/>
       <w:r>
@@ -5774,7 +5277,7 @@
     </w:p>
     <w:p>
       <w:pPr>
-        <w:pStyle w:val="Ttulo2"/>
+        <w:pStyle w:val="Heading2"/>
       </w:pPr>
       <w:bookmarkStart w:id="20" w:name="_Toc118324089"/>
       <w:r>
@@ -5787,14 +5290,11 @@
     </w:p>
     <w:p>
       <w:r>
-        <w:rPr>
-          <w:noProof/>
-        </w:rPr>
         <w:drawing>
-          <wp:inline distT="0" distB="0" distL="0" distR="0" wp14:anchorId="66B3F9D1" wp14:editId="0A8AFF84">
-            <wp:extent cx="5612130" cy="4336415"/>
+          <wp:inline distT="0" distB="0" distL="0" distR="0" wp14:anchorId="180B6AC4" wp14:editId="3FF3E0D7">
+            <wp:extent cx="5612130" cy="3974465"/>
             <wp:effectExtent l="0" t="0" r="7620" b="6985"/>
-            <wp:docPr id="13" name="Imagen 13" descr="Diagrama&#10;&#10;Descripción generada automáticamente"/>
+            <wp:docPr id="471056650" name="Picture 1" descr="A diagram of a diagram&#10;&#10;AI-generated content may be incorrect."/>
             <wp:cNvGraphicFramePr>
               <a:graphicFrameLocks xmlns:a="http://schemas.openxmlformats.org/drawingml/2006/main" noChangeAspect="1"/>
             </wp:cNvGraphicFramePr>
@@ -5802,17 +5302,11 @@
               <a:graphicData uri="http://schemas.openxmlformats.org/drawingml/2006/picture">
                 <pic:pic xmlns:pic="http://schemas.openxmlformats.org/drawingml/2006/picture">
                   <pic:nvPicPr>
-                    <pic:cNvPr id="13" name="Imagen 13" descr="Diagrama&#10;&#10;Descripción generada automáticamente"/>
+                    <pic:cNvPr id="471056650" name="Picture 1" descr="A diagram of a diagram&#10;&#10;AI-generated content may be incorrect."/>
                     <pic:cNvPicPr/>
                   </pic:nvPicPr>
                   <pic:blipFill>
-                    <a:blip r:embed="rId18" cstate="print">
-                      <a:extLst>
-                        <a:ext uri="{28A0092B-C50C-407E-A947-70E740481C1C}">
-                          <a14:useLocalDpi xmlns:a14="http://schemas.microsoft.com/office/drawing/2010/main" val="0"/>
-                        </a:ext>
-                      </a:extLst>
-                    </a:blip>
+                    <a:blip r:embed="rId18"/>
                     <a:stretch>
                       <a:fillRect/>
                     </a:stretch>
@@ -5820,7 +5314,7 @@
                   <pic:spPr>
                     <a:xfrm>
                       <a:off x="0" y="0"/>
-                      <a:ext cx="5612130" cy="4336415"/>
+                      <a:ext cx="5612130" cy="3974465"/>
                     </a:xfrm>
                     <a:prstGeom prst="rect">
                       <a:avLst/>
@@ -5835,15 +5329,12 @@
     </w:p>
     <w:p>
       <w:r>
-        <w:rPr>
-          <w:noProof/>
-        </w:rPr>
         <w:lastRenderedPageBreak/>
         <w:drawing>
-          <wp:inline distT="0" distB="0" distL="0" distR="0" wp14:anchorId="376148DE" wp14:editId="48DE6B64">
-            <wp:extent cx="5612130" cy="4336415"/>
-            <wp:effectExtent l="0" t="0" r="7620" b="6985"/>
-            <wp:docPr id="14" name="Imagen 14" descr="Diagrama&#10;&#10;Descripción generada automáticamente"/>
+          <wp:inline distT="0" distB="0" distL="0" distR="0" wp14:anchorId="64062B5C" wp14:editId="26D7A3BD">
+            <wp:extent cx="5612130" cy="4121785"/>
+            <wp:effectExtent l="0" t="0" r="7620" b="0"/>
+            <wp:docPr id="773468833" name="Picture 1" descr="A diagram of a diagram&#10;&#10;AI-generated content may be incorrect."/>
             <wp:cNvGraphicFramePr>
               <a:graphicFrameLocks xmlns:a="http://schemas.openxmlformats.org/drawingml/2006/main" noChangeAspect="1"/>
             </wp:cNvGraphicFramePr>
@@ -5851,17 +5342,11 @@
               <a:graphicData uri="http://schemas.openxmlformats.org/drawingml/2006/picture">
                 <pic:pic xmlns:pic="http://schemas.openxmlformats.org/drawingml/2006/picture">
                   <pic:nvPicPr>
-                    <pic:cNvPr id="14" name="Imagen 14" descr="Diagrama&#10;&#10;Descripción generada automáticamente"/>
+                    <pic:cNvPr id="773468833" name="Picture 1" descr="A diagram of a diagram&#10;&#10;AI-generated content may be incorrect."/>
                     <pic:cNvPicPr/>
                   </pic:nvPicPr>
                   <pic:blipFill>
-                    <a:blip r:embed="rId19" cstate="print">
-                      <a:extLst>
-                        <a:ext uri="{28A0092B-C50C-407E-A947-70E740481C1C}">
-                          <a14:useLocalDpi xmlns:a14="http://schemas.microsoft.com/office/drawing/2010/main" val="0"/>
-                        </a:ext>
-                      </a:extLst>
-                    </a:blip>
+                    <a:blip r:embed="rId19"/>
                     <a:stretch>
                       <a:fillRect/>
                     </a:stretch>
@@ -5869,7 +5354,7 @@
                   <pic:spPr>
                     <a:xfrm>
                       <a:off x="0" y="0"/>
-                      <a:ext cx="5612130" cy="4336415"/>
+                      <a:ext cx="5612130" cy="4121785"/>
                     </a:xfrm>
                     <a:prstGeom prst="rect">
                       <a:avLst/>
@@ -5900,7 +5385,7 @@
 </file>
 
 <file path=word/endnotes.xml><?xml version="1.0" encoding="utf-8"?>
-<w:endnotes xmlns:wpc="http://schemas.microsoft.com/office/word/2010/wordprocessingCanvas" xmlns:cx="http://schemas.microsoft.com/office/drawing/2014/chartex" xmlns:cx1="http://schemas.microsoft.com/office/drawing/2015/9/8/chartex" xmlns:cx2="http://schemas.microsoft.com/office/drawing/2015/10/21/chartex" xmlns:cx3="http://schemas.microsoft.com/office/drawing/2016/5/9/chartex" xmlns:cx4="http://schemas.microsoft.com/office/drawing/2016/5/10/chartex" xmlns:cx5="http://schemas.microsoft.com/office/drawing/2016/5/11/chartex" xmlns:cx6="http://schemas.microsoft.com/office/drawing/2016/5/12/chartex" xmlns:cx7="http://schemas.microsoft.com/office/drawing/2016/5/13/chartex" xmlns:cx8="http://schemas.microsoft.com/office/drawing/2016/5/14/chartex" xmlns:mc="http://schemas.openxmlformats.org/markup-compatibility/2006" xmlns:aink="http://schemas.microsoft.com/office/drawing/2016/ink" xmlns:am3d="http://schemas.microsoft.com/office/drawing/2017/model3d" xmlns:o="urn:schemas-microsoft-com:office:office" xmlns:oel="http://schemas.microsoft.com/office/2019/extlst" xmlns:r="http://schemas.openxmlformats.org/officeDocument/2006/relationships" xmlns:m="http://schemas.openxmlformats.org/officeDocument/2006/math" xmlns:v="urn:schemas-microsoft-com:vml" xmlns:wp14="http://schemas.microsoft.com/office/word/2010/wordprocessingDrawing" xmlns:wp="http://schemas.openxmlformats.org/drawingml/2006/wordprocessingDrawing" xmlns:w10="urn:schemas-microsoft-com:office:word" xmlns:w="http://schemas.openxmlformats.org/wordprocessingml/2006/main" xmlns:w14="http://schemas.microsoft.com/office/word/2010/wordml" xmlns:w15="http://schemas.microsoft.com/office/word/2012/wordml" xmlns:w16cex="http://schemas.microsoft.com/office/word/2018/wordml/cex" xmlns:w16cid="http://schemas.microsoft.com/office/word/2016/wordml/cid" xmlns:w16="http://schemas.microsoft.com/office/word/2018/wordml" xmlns:w16sdtdh="http://schemas.microsoft.com/office/word/2020/wordml/sdtdatahash" xmlns:w16se="http://schemas.microsoft.com/office/word/2015/wordml/symex" xmlns:wpg="http://schemas.microsoft.com/office/word/2010/wordprocessingGroup" xmlns:wpi="http://schemas.microsoft.com/office/word/2010/wordprocessingInk" xmlns:wne="http://schemas.microsoft.com/office/word/2006/wordml" xmlns:wps="http://schemas.microsoft.com/office/word/2010/wordprocessingShape" mc:Ignorable="w14 w15 w16se w16cid w16 w16cex w16sdtdh wp14">
+<w:endnotes xmlns:wpc="http://schemas.microsoft.com/office/word/2010/wordprocessingCanvas" xmlns:cx="http://schemas.microsoft.com/office/drawing/2014/chartex" xmlns:cx1="http://schemas.microsoft.com/office/drawing/2015/9/8/chartex" xmlns:cx2="http://schemas.microsoft.com/office/drawing/2015/10/21/chartex" xmlns:cx3="http://schemas.microsoft.com/office/drawing/2016/5/9/chartex" xmlns:cx4="http://schemas.microsoft.com/office/drawing/2016/5/10/chartex" xmlns:cx5="http://schemas.microsoft.com/office/drawing/2016/5/11/chartex" xmlns:cx6="http://schemas.microsoft.com/office/drawing/2016/5/12/chartex" xmlns:cx7="http://schemas.microsoft.com/office/drawing/2016/5/13/chartex" xmlns:cx8="http://schemas.microsoft.com/office/drawing/2016/5/14/chartex" xmlns:mc="http://schemas.openxmlformats.org/markup-compatibility/2006" xmlns:aink="http://schemas.microsoft.com/office/drawing/2016/ink" xmlns:am3d="http://schemas.microsoft.com/office/drawing/2017/model3d" xmlns:o="urn:schemas-microsoft-com:office:office" xmlns:oel="http://schemas.microsoft.com/office/2019/extlst" xmlns:r="http://schemas.openxmlformats.org/officeDocument/2006/relationships" xmlns:m="http://schemas.openxmlformats.org/officeDocument/2006/math" xmlns:v="urn:schemas-microsoft-com:vml" xmlns:wp14="http://schemas.microsoft.com/office/word/2010/wordprocessingDrawing" xmlns:wp="http://schemas.openxmlformats.org/drawingml/2006/wordprocessingDrawing" xmlns:w10="urn:schemas-microsoft-com:office:word" xmlns:w="http://schemas.openxmlformats.org/wordprocessingml/2006/main" xmlns:w14="http://schemas.microsoft.com/office/word/2010/wordml" xmlns:w15="http://schemas.microsoft.com/office/word/2012/wordml" xmlns:w16cex="http://schemas.microsoft.com/office/word/2018/wordml/cex" xmlns:w16cid="http://schemas.microsoft.com/office/word/2016/wordml/cid" xmlns:w16="http://schemas.microsoft.com/office/word/2018/wordml" xmlns:w16du="http://schemas.microsoft.com/office/word/2023/wordml/word16du" xmlns:w16sdtdh="http://schemas.microsoft.com/office/word/2020/wordml/sdtdatahash" xmlns:w16sdtfl="http://schemas.microsoft.com/office/word/2024/wordml/sdtformatlock" xmlns:w16se="http://schemas.microsoft.com/office/word/2015/wordml/symex" xmlns:wpg="http://schemas.microsoft.com/office/word/2010/wordprocessingGroup" xmlns:wpi="http://schemas.microsoft.com/office/word/2010/wordprocessingInk" xmlns:wne="http://schemas.microsoft.com/office/word/2006/wordml" xmlns:wps="http://schemas.microsoft.com/office/word/2010/wordprocessingShape" mc:Ignorable="w14 w15 w16se w16cid w16 w16cex w16sdtdh w16sdtfl w16du wp14">
   <w:endnote w:type="separator" w:id="-1">
     <w:p>
       <w:pPr>
@@ -5925,17 +5410,17 @@
 </file>
 
 <file path=word/footer1.xml><?xml version="1.0" encoding="utf-8"?>
-<w:ftr xmlns:wpc="http://schemas.microsoft.com/office/word/2010/wordprocessingCanvas" xmlns:cx="http://schemas.microsoft.com/office/drawing/2014/chartex" xmlns:cx1="http://schemas.microsoft.com/office/drawing/2015/9/8/chartex" xmlns:cx2="http://schemas.microsoft.com/office/drawing/2015/10/21/chartex" xmlns:cx3="http://schemas.microsoft.com/office/drawing/2016/5/9/chartex" xmlns:cx4="http://schemas.microsoft.com/office/drawing/2016/5/10/chartex" xmlns:cx5="http://schemas.microsoft.com/office/drawing/2016/5/11/chartex" xmlns:cx6="http://schemas.microsoft.com/office/drawing/2016/5/12/chartex" xmlns:cx7="http://schemas.microsoft.com/office/drawing/2016/5/13/chartex" xmlns:cx8="http://schemas.microsoft.com/office/drawing/2016/5/14/chartex" xmlns:mc="http://schemas.openxmlformats.org/markup-compatibility/2006" xmlns:aink="http://schemas.microsoft.com/office/drawing/2016/ink" xmlns:am3d="http://schemas.microsoft.com/office/drawing/2017/model3d" xmlns:o="urn:schemas-microsoft-com:office:office" xmlns:oel="http://schemas.microsoft.com/office/2019/extlst" xmlns:r="http://schemas.openxmlformats.org/officeDocument/2006/relationships" xmlns:m="http://schemas.openxmlformats.org/officeDocument/2006/math" xmlns:v="urn:schemas-microsoft-com:vml" xmlns:wp14="http://schemas.microsoft.com/office/word/2010/wordprocessingDrawing" xmlns:wp="http://schemas.openxmlformats.org/drawingml/2006/wordprocessingDrawing" xmlns:w10="urn:schemas-microsoft-com:office:word" xmlns:w="http://schemas.openxmlformats.org/wordprocessingml/2006/main" xmlns:w14="http://schemas.microsoft.com/office/word/2010/wordml" xmlns:w15="http://schemas.microsoft.com/office/word/2012/wordml" xmlns:w16cex="http://schemas.microsoft.com/office/word/2018/wordml/cex" xmlns:w16cid="http://schemas.microsoft.com/office/word/2016/wordml/cid" xmlns:w16="http://schemas.microsoft.com/office/word/2018/wordml" xmlns:w16sdtdh="http://schemas.microsoft.com/office/word/2020/wordml/sdtdatahash" xmlns:w16se="http://schemas.microsoft.com/office/word/2015/wordml/symex" xmlns:wpg="http://schemas.microsoft.com/office/word/2010/wordprocessingGroup" xmlns:wpi="http://schemas.microsoft.com/office/word/2010/wordprocessingInk" xmlns:wne="http://schemas.microsoft.com/office/word/2006/wordml" xmlns:wps="http://schemas.microsoft.com/office/word/2010/wordprocessingShape" mc:Ignorable="w14 w15 w16se w16cid w16 w16cex w16sdtdh wp14">
+<w:ftr xmlns:wpc="http://schemas.microsoft.com/office/word/2010/wordprocessingCanvas" xmlns:cx="http://schemas.microsoft.com/office/drawing/2014/chartex" xmlns:cx1="http://schemas.microsoft.com/office/drawing/2015/9/8/chartex" xmlns:cx2="http://schemas.microsoft.com/office/drawing/2015/10/21/chartex" xmlns:cx3="http://schemas.microsoft.com/office/drawing/2016/5/9/chartex" xmlns:cx4="http://schemas.microsoft.com/office/drawing/2016/5/10/chartex" xmlns:cx5="http://schemas.microsoft.com/office/drawing/2016/5/11/chartex" xmlns:cx6="http://schemas.microsoft.com/office/drawing/2016/5/12/chartex" xmlns:cx7="http://schemas.microsoft.com/office/drawing/2016/5/13/chartex" xmlns:cx8="http://schemas.microsoft.com/office/drawing/2016/5/14/chartex" xmlns:mc="http://schemas.openxmlformats.org/markup-compatibility/2006" xmlns:aink="http://schemas.microsoft.com/office/drawing/2016/ink" xmlns:am3d="http://schemas.microsoft.com/office/drawing/2017/model3d" xmlns:o="urn:schemas-microsoft-com:office:office" xmlns:oel="http://schemas.microsoft.com/office/2019/extlst" xmlns:r="http://schemas.openxmlformats.org/officeDocument/2006/relationships" xmlns:m="http://schemas.openxmlformats.org/officeDocument/2006/math" xmlns:v="urn:schemas-microsoft-com:vml" xmlns:wp14="http://schemas.microsoft.com/office/word/2010/wordprocessingDrawing" xmlns:wp="http://schemas.openxmlformats.org/drawingml/2006/wordprocessingDrawing" xmlns:w10="urn:schemas-microsoft-com:office:word" xmlns:w="http://schemas.openxmlformats.org/wordprocessingml/2006/main" xmlns:w14="http://schemas.microsoft.com/office/word/2010/wordml" xmlns:w15="http://schemas.microsoft.com/office/word/2012/wordml" xmlns:w16cex="http://schemas.microsoft.com/office/word/2018/wordml/cex" xmlns:w16cid="http://schemas.microsoft.com/office/word/2016/wordml/cid" xmlns:w16="http://schemas.microsoft.com/office/word/2018/wordml" xmlns:w16du="http://schemas.microsoft.com/office/word/2023/wordml/word16du" xmlns:w16sdtdh="http://schemas.microsoft.com/office/word/2020/wordml/sdtdatahash" xmlns:w16sdtfl="http://schemas.microsoft.com/office/word/2024/wordml/sdtformatlock" xmlns:w16se="http://schemas.microsoft.com/office/word/2015/wordml/symex" xmlns:wpg="http://schemas.microsoft.com/office/word/2010/wordprocessingGroup" xmlns:wpi="http://schemas.microsoft.com/office/word/2010/wordprocessingInk" xmlns:wne="http://schemas.microsoft.com/office/word/2006/wordml" xmlns:wps="http://schemas.microsoft.com/office/word/2010/wordprocessingShape" mc:Ignorable="w14 w15 w16se w16cid w16 w16cex w16sdtdh w16sdtfl w16du wp14">
   <w:p>
     <w:pPr>
-      <w:pStyle w:val="Piedepgina"/>
+      <w:pStyle w:val="Footer"/>
     </w:pPr>
   </w:p>
 </w:ftr>
 </file>
 
 <file path=word/footer2.xml><?xml version="1.0" encoding="utf-8"?>
-<w:ftr xmlns:wpc="http://schemas.microsoft.com/office/word/2010/wordprocessingCanvas" xmlns:cx="http://schemas.microsoft.com/office/drawing/2014/chartex" xmlns:cx1="http://schemas.microsoft.com/office/drawing/2015/9/8/chartex" xmlns:cx2="http://schemas.microsoft.com/office/drawing/2015/10/21/chartex" xmlns:cx3="http://schemas.microsoft.com/office/drawing/2016/5/9/chartex" xmlns:cx4="http://schemas.microsoft.com/office/drawing/2016/5/10/chartex" xmlns:cx5="http://schemas.microsoft.com/office/drawing/2016/5/11/chartex" xmlns:cx6="http://schemas.microsoft.com/office/drawing/2016/5/12/chartex" xmlns:cx7="http://schemas.microsoft.com/office/drawing/2016/5/13/chartex" xmlns:cx8="http://schemas.microsoft.com/office/drawing/2016/5/14/chartex" xmlns:mc="http://schemas.openxmlformats.org/markup-compatibility/2006" xmlns:aink="http://schemas.microsoft.com/office/drawing/2016/ink" xmlns:am3d="http://schemas.microsoft.com/office/drawing/2017/model3d" xmlns:o="urn:schemas-microsoft-com:office:office" xmlns:oel="http://schemas.microsoft.com/office/2019/extlst" xmlns:r="http://schemas.openxmlformats.org/officeDocument/2006/relationships" xmlns:m="http://schemas.openxmlformats.org/officeDocument/2006/math" xmlns:v="urn:schemas-microsoft-com:vml" xmlns:wp14="http://schemas.microsoft.com/office/word/2010/wordprocessingDrawing" xmlns:wp="http://schemas.openxmlformats.org/drawingml/2006/wordprocessingDrawing" xmlns:w10="urn:schemas-microsoft-com:office:word" xmlns:w="http://schemas.openxmlformats.org/wordprocessingml/2006/main" xmlns:w14="http://schemas.microsoft.com/office/word/2010/wordml" xmlns:w15="http://schemas.microsoft.com/office/word/2012/wordml" xmlns:w16cex="http://schemas.microsoft.com/office/word/2018/wordml/cex" xmlns:w16cid="http://schemas.microsoft.com/office/word/2016/wordml/cid" xmlns:w16="http://schemas.microsoft.com/office/word/2018/wordml" xmlns:w16sdtdh="http://schemas.microsoft.com/office/word/2020/wordml/sdtdatahash" xmlns:w16se="http://schemas.microsoft.com/office/word/2015/wordml/symex" xmlns:wpg="http://schemas.microsoft.com/office/word/2010/wordprocessingGroup" xmlns:wpi="http://schemas.microsoft.com/office/word/2010/wordprocessingInk" xmlns:wne="http://schemas.microsoft.com/office/word/2006/wordml" xmlns:wps="http://schemas.microsoft.com/office/word/2010/wordprocessingShape" mc:Ignorable="w14 w15 w16se w16cid w16 w16cex w16sdtdh wp14">
+<w:ftr xmlns:wpc="http://schemas.microsoft.com/office/word/2010/wordprocessingCanvas" xmlns:cx="http://schemas.microsoft.com/office/drawing/2014/chartex" xmlns:cx1="http://schemas.microsoft.com/office/drawing/2015/9/8/chartex" xmlns:cx2="http://schemas.microsoft.com/office/drawing/2015/10/21/chartex" xmlns:cx3="http://schemas.microsoft.com/office/drawing/2016/5/9/chartex" xmlns:cx4="http://schemas.microsoft.com/office/drawing/2016/5/10/chartex" xmlns:cx5="http://schemas.microsoft.com/office/drawing/2016/5/11/chartex" xmlns:cx6="http://schemas.microsoft.com/office/drawing/2016/5/12/chartex" xmlns:cx7="http://schemas.microsoft.com/office/drawing/2016/5/13/chartex" xmlns:cx8="http://schemas.microsoft.com/office/drawing/2016/5/14/chartex" xmlns:mc="http://schemas.openxmlformats.org/markup-compatibility/2006" xmlns:aink="http://schemas.microsoft.com/office/drawing/2016/ink" xmlns:am3d="http://schemas.microsoft.com/office/drawing/2017/model3d" xmlns:o="urn:schemas-microsoft-com:office:office" xmlns:oel="http://schemas.microsoft.com/office/2019/extlst" xmlns:r="http://schemas.openxmlformats.org/officeDocument/2006/relationships" xmlns:m="http://schemas.openxmlformats.org/officeDocument/2006/math" xmlns:v="urn:schemas-microsoft-com:vml" xmlns:wp14="http://schemas.microsoft.com/office/word/2010/wordprocessingDrawing" xmlns:wp="http://schemas.openxmlformats.org/drawingml/2006/wordprocessingDrawing" xmlns:w10="urn:schemas-microsoft-com:office:word" xmlns:w="http://schemas.openxmlformats.org/wordprocessingml/2006/main" xmlns:w14="http://schemas.microsoft.com/office/word/2010/wordml" xmlns:w15="http://schemas.microsoft.com/office/word/2012/wordml" xmlns:w16cex="http://schemas.microsoft.com/office/word/2018/wordml/cex" xmlns:w16cid="http://schemas.microsoft.com/office/word/2016/wordml/cid" xmlns:w16="http://schemas.microsoft.com/office/word/2018/wordml" xmlns:w16du="http://schemas.microsoft.com/office/word/2023/wordml/word16du" xmlns:w16sdtdh="http://schemas.microsoft.com/office/word/2020/wordml/sdtdatahash" xmlns:w16sdtfl="http://schemas.microsoft.com/office/word/2024/wordml/sdtformatlock" xmlns:w16se="http://schemas.microsoft.com/office/word/2015/wordml/symex" xmlns:wpg="http://schemas.microsoft.com/office/word/2010/wordprocessingGroup" xmlns:wpi="http://schemas.microsoft.com/office/word/2010/wordprocessingInk" xmlns:wne="http://schemas.microsoft.com/office/word/2006/wordml" xmlns:wps="http://schemas.microsoft.com/office/word/2010/wordprocessingShape" mc:Ignorable="w14 w15 w16se w16cid w16 w16cex w16sdtdh w16sdtfl w16du wp14">
   <w:sdt>
     <w:sdtPr>
       <w:id w:val="-1453706456"/>
@@ -5944,11 +5429,10 @@
         <w:docPartUnique/>
       </w:docPartObj>
     </w:sdtPr>
-    <w:sdtEndPr/>
     <w:sdtContent>
       <w:p>
         <w:pPr>
-          <w:pStyle w:val="Piedepgina"/>
+          <w:pStyle w:val="Footer"/>
           <w:jc w:val="right"/>
         </w:pPr>
         <w:r>
@@ -5974,24 +5458,24 @@
   </w:sdt>
   <w:p>
     <w:pPr>
-      <w:pStyle w:val="Piedepgina"/>
+      <w:pStyle w:val="Footer"/>
     </w:pPr>
   </w:p>
 </w:ftr>
 </file>
 
 <file path=word/footer3.xml><?xml version="1.0" encoding="utf-8"?>
-<w:ftr xmlns:wpc="http://schemas.microsoft.com/office/word/2010/wordprocessingCanvas" xmlns:cx="http://schemas.microsoft.com/office/drawing/2014/chartex" xmlns:cx1="http://schemas.microsoft.com/office/drawing/2015/9/8/chartex" xmlns:cx2="http://schemas.microsoft.com/office/drawing/2015/10/21/chartex" xmlns:cx3="http://schemas.microsoft.com/office/drawing/2016/5/9/chartex" xmlns:cx4="http://schemas.microsoft.com/office/drawing/2016/5/10/chartex" xmlns:cx5="http://schemas.microsoft.com/office/drawing/2016/5/11/chartex" xmlns:cx6="http://schemas.microsoft.com/office/drawing/2016/5/12/chartex" xmlns:cx7="http://schemas.microsoft.com/office/drawing/2016/5/13/chartex" xmlns:cx8="http://schemas.microsoft.com/office/drawing/2016/5/14/chartex" xmlns:mc="http://schemas.openxmlformats.org/markup-compatibility/2006" xmlns:aink="http://schemas.microsoft.com/office/drawing/2016/ink" xmlns:am3d="http://schemas.microsoft.com/office/drawing/2017/model3d" xmlns:o="urn:schemas-microsoft-com:office:office" xmlns:oel="http://schemas.microsoft.com/office/2019/extlst" xmlns:r="http://schemas.openxmlformats.org/officeDocument/2006/relationships" xmlns:m="http://schemas.openxmlformats.org/officeDocument/2006/math" xmlns:v="urn:schemas-microsoft-com:vml" xmlns:wp14="http://schemas.microsoft.com/office/word/2010/wordprocessingDrawing" xmlns:wp="http://schemas.openxmlformats.org/drawingml/2006/wordprocessingDrawing" xmlns:w10="urn:schemas-microsoft-com:office:word" xmlns:w="http://schemas.openxmlformats.org/wordprocessingml/2006/main" xmlns:w14="http://schemas.microsoft.com/office/word/2010/wordml" xmlns:w15="http://schemas.microsoft.com/office/word/2012/wordml" xmlns:w16cex="http://schemas.microsoft.com/office/word/2018/wordml/cex" xmlns:w16cid="http://schemas.microsoft.com/office/word/2016/wordml/cid" xmlns:w16="http://schemas.microsoft.com/office/word/2018/wordml" xmlns:w16sdtdh="http://schemas.microsoft.com/office/word/2020/wordml/sdtdatahash" xmlns:w16se="http://schemas.microsoft.com/office/word/2015/wordml/symex" xmlns:wpg="http://schemas.microsoft.com/office/word/2010/wordprocessingGroup" xmlns:wpi="http://schemas.microsoft.com/office/word/2010/wordprocessingInk" xmlns:wne="http://schemas.microsoft.com/office/word/2006/wordml" xmlns:wps="http://schemas.microsoft.com/office/word/2010/wordprocessingShape" mc:Ignorable="w14 w15 w16se w16cid w16 w16cex w16sdtdh wp14">
+<w:ftr xmlns:wpc="http://schemas.microsoft.com/office/word/2010/wordprocessingCanvas" xmlns:cx="http://schemas.microsoft.com/office/drawing/2014/chartex" xmlns:cx1="http://schemas.microsoft.com/office/drawing/2015/9/8/chartex" xmlns:cx2="http://schemas.microsoft.com/office/drawing/2015/10/21/chartex" xmlns:cx3="http://schemas.microsoft.com/office/drawing/2016/5/9/chartex" xmlns:cx4="http://schemas.microsoft.com/office/drawing/2016/5/10/chartex" xmlns:cx5="http://schemas.microsoft.com/office/drawing/2016/5/11/chartex" xmlns:cx6="http://schemas.microsoft.com/office/drawing/2016/5/12/chartex" xmlns:cx7="http://schemas.microsoft.com/office/drawing/2016/5/13/chartex" xmlns:cx8="http://schemas.microsoft.com/office/drawing/2016/5/14/chartex" xmlns:mc="http://schemas.openxmlformats.org/markup-compatibility/2006" xmlns:aink="http://schemas.microsoft.com/office/drawing/2016/ink" xmlns:am3d="http://schemas.microsoft.com/office/drawing/2017/model3d" xmlns:o="urn:schemas-microsoft-com:office:office" xmlns:oel="http://schemas.microsoft.com/office/2019/extlst" xmlns:r="http://schemas.openxmlformats.org/officeDocument/2006/relationships" xmlns:m="http://schemas.openxmlformats.org/officeDocument/2006/math" xmlns:v="urn:schemas-microsoft-com:vml" xmlns:wp14="http://schemas.microsoft.com/office/word/2010/wordprocessingDrawing" xmlns:wp="http://schemas.openxmlformats.org/drawingml/2006/wordprocessingDrawing" xmlns:w10="urn:schemas-microsoft-com:office:word" xmlns:w="http://schemas.openxmlformats.org/wordprocessingml/2006/main" xmlns:w14="http://schemas.microsoft.com/office/word/2010/wordml" xmlns:w15="http://schemas.microsoft.com/office/word/2012/wordml" xmlns:w16cex="http://schemas.microsoft.com/office/word/2018/wordml/cex" xmlns:w16cid="http://schemas.microsoft.com/office/word/2016/wordml/cid" xmlns:w16="http://schemas.microsoft.com/office/word/2018/wordml" xmlns:w16du="http://schemas.microsoft.com/office/word/2023/wordml/word16du" xmlns:w16sdtdh="http://schemas.microsoft.com/office/word/2020/wordml/sdtdatahash" xmlns:w16sdtfl="http://schemas.microsoft.com/office/word/2024/wordml/sdtformatlock" xmlns:w16se="http://schemas.microsoft.com/office/word/2015/wordml/symex" xmlns:wpg="http://schemas.microsoft.com/office/word/2010/wordprocessingGroup" xmlns:wpi="http://schemas.microsoft.com/office/word/2010/wordprocessingInk" xmlns:wne="http://schemas.microsoft.com/office/word/2006/wordml" xmlns:wps="http://schemas.microsoft.com/office/word/2010/wordprocessingShape" mc:Ignorable="w14 w15 w16se w16cid w16 w16cex w16sdtdh w16sdtfl w16du wp14">
   <w:p>
     <w:pPr>
-      <w:pStyle w:val="Piedepgina"/>
+      <w:pStyle w:val="Footer"/>
     </w:pPr>
   </w:p>
 </w:ftr>
 </file>
 
 <file path=word/footnotes.xml><?xml version="1.0" encoding="utf-8"?>
-<w:footnotes xmlns:wpc="http://schemas.microsoft.com/office/word/2010/wordprocessingCanvas" xmlns:cx="http://schemas.microsoft.com/office/drawing/2014/chartex" xmlns:cx1="http://schemas.microsoft.com/office/drawing/2015/9/8/chartex" xmlns:cx2="http://schemas.microsoft.com/office/drawing/2015/10/21/chartex" xmlns:cx3="http://schemas.microsoft.com/office/drawing/2016/5/9/chartex" xmlns:cx4="http://schemas.microsoft.com/office/drawing/2016/5/10/chartex" xmlns:cx5="http://schemas.microsoft.com/office/drawing/2016/5/11/chartex" xmlns:cx6="http://schemas.microsoft.com/office/drawing/2016/5/12/chartex" xmlns:cx7="http://schemas.microsoft.com/office/drawing/2016/5/13/chartex" xmlns:cx8="http://schemas.microsoft.com/office/drawing/2016/5/14/chartex" xmlns:mc="http://schemas.openxmlformats.org/markup-compatibility/2006" xmlns:aink="http://schemas.microsoft.com/office/drawing/2016/ink" xmlns:am3d="http://schemas.microsoft.com/office/drawing/2017/model3d" xmlns:o="urn:schemas-microsoft-com:office:office" xmlns:oel="http://schemas.microsoft.com/office/2019/extlst" xmlns:r="http://schemas.openxmlformats.org/officeDocument/2006/relationships" xmlns:m="http://schemas.openxmlformats.org/officeDocument/2006/math" xmlns:v="urn:schemas-microsoft-com:vml" xmlns:wp14="http://schemas.microsoft.com/office/word/2010/wordprocessingDrawing" xmlns:wp="http://schemas.openxmlformats.org/drawingml/2006/wordprocessingDrawing" xmlns:w10="urn:schemas-microsoft-com:office:word" xmlns:w="http://schemas.openxmlformats.org/wordprocessingml/2006/main" xmlns:w14="http://schemas.microsoft.com/office/word/2010/wordml" xmlns:w15="http://schemas.microsoft.com/office/word/2012/wordml" xmlns:w16cex="http://schemas.microsoft.com/office/word/2018/wordml/cex" xmlns:w16cid="http://schemas.microsoft.com/office/word/2016/wordml/cid" xmlns:w16="http://schemas.microsoft.com/office/word/2018/wordml" xmlns:w16sdtdh="http://schemas.microsoft.com/office/word/2020/wordml/sdtdatahash" xmlns:w16se="http://schemas.microsoft.com/office/word/2015/wordml/symex" xmlns:wpg="http://schemas.microsoft.com/office/word/2010/wordprocessingGroup" xmlns:wpi="http://schemas.microsoft.com/office/word/2010/wordprocessingInk" xmlns:wne="http://schemas.microsoft.com/office/word/2006/wordml" xmlns:wps="http://schemas.microsoft.com/office/word/2010/wordprocessingShape" mc:Ignorable="w14 w15 w16se w16cid w16 w16cex w16sdtdh wp14">
+<w:footnotes xmlns:wpc="http://schemas.microsoft.com/office/word/2010/wordprocessingCanvas" xmlns:cx="http://schemas.microsoft.com/office/drawing/2014/chartex" xmlns:cx1="http://schemas.microsoft.com/office/drawing/2015/9/8/chartex" xmlns:cx2="http://schemas.microsoft.com/office/drawing/2015/10/21/chartex" xmlns:cx3="http://schemas.microsoft.com/office/drawing/2016/5/9/chartex" xmlns:cx4="http://schemas.microsoft.com/office/drawing/2016/5/10/chartex" xmlns:cx5="http://schemas.microsoft.com/office/drawing/2016/5/11/chartex" xmlns:cx6="http://schemas.microsoft.com/office/drawing/2016/5/12/chartex" xmlns:cx7="http://schemas.microsoft.com/office/drawing/2016/5/13/chartex" xmlns:cx8="http://schemas.microsoft.com/office/drawing/2016/5/14/chartex" xmlns:mc="http://schemas.openxmlformats.org/markup-compatibility/2006" xmlns:aink="http://schemas.microsoft.com/office/drawing/2016/ink" xmlns:am3d="http://schemas.microsoft.com/office/drawing/2017/model3d" xmlns:o="urn:schemas-microsoft-com:office:office" xmlns:oel="http://schemas.microsoft.com/office/2019/extlst" xmlns:r="http://schemas.openxmlformats.org/officeDocument/2006/relationships" xmlns:m="http://schemas.openxmlformats.org/officeDocument/2006/math" xmlns:v="urn:schemas-microsoft-com:vml" xmlns:wp14="http://schemas.microsoft.com/office/word/2010/wordprocessingDrawing" xmlns:wp="http://schemas.openxmlformats.org/drawingml/2006/wordprocessingDrawing" xmlns:w10="urn:schemas-microsoft-com:office:word" xmlns:w="http://schemas.openxmlformats.org/wordprocessingml/2006/main" xmlns:w14="http://schemas.microsoft.com/office/word/2010/wordml" xmlns:w15="http://schemas.microsoft.com/office/word/2012/wordml" xmlns:w16cex="http://schemas.microsoft.com/office/word/2018/wordml/cex" xmlns:w16cid="http://schemas.microsoft.com/office/word/2016/wordml/cid" xmlns:w16="http://schemas.microsoft.com/office/word/2018/wordml" xmlns:w16du="http://schemas.microsoft.com/office/word/2023/wordml/word16du" xmlns:w16sdtdh="http://schemas.microsoft.com/office/word/2020/wordml/sdtdatahash" xmlns:w16sdtfl="http://schemas.microsoft.com/office/word/2024/wordml/sdtformatlock" xmlns:w16se="http://schemas.microsoft.com/office/word/2015/wordml/symex" xmlns:wpg="http://schemas.microsoft.com/office/word/2010/wordprocessingGroup" xmlns:wpi="http://schemas.microsoft.com/office/word/2010/wordprocessingInk" xmlns:wne="http://schemas.microsoft.com/office/word/2006/wordml" xmlns:wps="http://schemas.microsoft.com/office/word/2010/wordprocessingShape" mc:Ignorable="w14 w15 w16se w16cid w16 w16cex w16sdtdh w16sdtfl w16du wp14">
   <w:footnote w:type="separator" w:id="-1">
     <w:p>
       <w:pPr>
@@ -6016,20 +5500,20 @@
 </file>
 
 <file path=word/header1.xml><?xml version="1.0" encoding="utf-8"?>
-<w:hdr xmlns:wpc="http://schemas.microsoft.com/office/word/2010/wordprocessingCanvas" xmlns:cx="http://schemas.microsoft.com/office/drawing/2014/chartex" xmlns:cx1="http://schemas.microsoft.com/office/drawing/2015/9/8/chartex" xmlns:cx2="http://schemas.microsoft.com/office/drawing/2015/10/21/chartex" xmlns:cx3="http://schemas.microsoft.com/office/drawing/2016/5/9/chartex" xmlns:cx4="http://schemas.microsoft.com/office/drawing/2016/5/10/chartex" xmlns:cx5="http://schemas.microsoft.com/office/drawing/2016/5/11/chartex" xmlns:cx6="http://schemas.microsoft.com/office/drawing/2016/5/12/chartex" xmlns:cx7="http://schemas.microsoft.com/office/drawing/2016/5/13/chartex" xmlns:cx8="http://schemas.microsoft.com/office/drawing/2016/5/14/chartex" xmlns:mc="http://schemas.openxmlformats.org/markup-compatibility/2006" xmlns:aink="http://schemas.microsoft.com/office/drawing/2016/ink" xmlns:am3d="http://schemas.microsoft.com/office/drawing/2017/model3d" xmlns:o="urn:schemas-microsoft-com:office:office" xmlns:oel="http://schemas.microsoft.com/office/2019/extlst" xmlns:r="http://schemas.openxmlformats.org/officeDocument/2006/relationships" xmlns:m="http://schemas.openxmlformats.org/officeDocument/2006/math" xmlns:v="urn:schemas-microsoft-com:vml" xmlns:wp14="http://schemas.microsoft.com/office/word/2010/wordprocessingDrawing" xmlns:wp="http://schemas.openxmlformats.org/drawingml/2006/wordprocessingDrawing" xmlns:w10="urn:schemas-microsoft-com:office:word" xmlns:w="http://schemas.openxmlformats.org/wordprocessingml/2006/main" xmlns:w14="http://schemas.microsoft.com/office/word/2010/wordml" xmlns:w15="http://schemas.microsoft.com/office/word/2012/wordml" xmlns:w16cex="http://schemas.microsoft.com/office/word/2018/wordml/cex" xmlns:w16cid="http://schemas.microsoft.com/office/word/2016/wordml/cid" xmlns:w16="http://schemas.microsoft.com/office/word/2018/wordml" xmlns:w16sdtdh="http://schemas.microsoft.com/office/word/2020/wordml/sdtdatahash" xmlns:w16se="http://schemas.microsoft.com/office/word/2015/wordml/symex" xmlns:wpg="http://schemas.microsoft.com/office/word/2010/wordprocessingGroup" xmlns:wpi="http://schemas.microsoft.com/office/word/2010/wordprocessingInk" xmlns:wne="http://schemas.microsoft.com/office/word/2006/wordml" xmlns:wps="http://schemas.microsoft.com/office/word/2010/wordprocessingShape" mc:Ignorable="w14 w15 w16se w16cid w16 w16cex w16sdtdh wp14">
+<w:hdr xmlns:wpc="http://schemas.microsoft.com/office/word/2010/wordprocessingCanvas" xmlns:cx="http://schemas.microsoft.com/office/drawing/2014/chartex" xmlns:cx1="http://schemas.microsoft.com/office/drawing/2015/9/8/chartex" xmlns:cx2="http://schemas.microsoft.com/office/drawing/2015/10/21/chartex" xmlns:cx3="http://schemas.microsoft.com/office/drawing/2016/5/9/chartex" xmlns:cx4="http://schemas.microsoft.com/office/drawing/2016/5/10/chartex" xmlns:cx5="http://schemas.microsoft.com/office/drawing/2016/5/11/chartex" xmlns:cx6="http://schemas.microsoft.com/office/drawing/2016/5/12/chartex" xmlns:cx7="http://schemas.microsoft.com/office/drawing/2016/5/13/chartex" xmlns:cx8="http://schemas.microsoft.com/office/drawing/2016/5/14/chartex" xmlns:mc="http://schemas.openxmlformats.org/markup-compatibility/2006" xmlns:aink="http://schemas.microsoft.com/office/drawing/2016/ink" xmlns:am3d="http://schemas.microsoft.com/office/drawing/2017/model3d" xmlns:o="urn:schemas-microsoft-com:office:office" xmlns:oel="http://schemas.microsoft.com/office/2019/extlst" xmlns:r="http://schemas.openxmlformats.org/officeDocument/2006/relationships" xmlns:m="http://schemas.openxmlformats.org/officeDocument/2006/math" xmlns:v="urn:schemas-microsoft-com:vml" xmlns:wp14="http://schemas.microsoft.com/office/word/2010/wordprocessingDrawing" xmlns:wp="http://schemas.openxmlformats.org/drawingml/2006/wordprocessingDrawing" xmlns:w10="urn:schemas-microsoft-com:office:word" xmlns:w="http://schemas.openxmlformats.org/wordprocessingml/2006/main" xmlns:w14="http://schemas.microsoft.com/office/word/2010/wordml" xmlns:w15="http://schemas.microsoft.com/office/word/2012/wordml" xmlns:w16cex="http://schemas.microsoft.com/office/word/2018/wordml/cex" xmlns:w16cid="http://schemas.microsoft.com/office/word/2016/wordml/cid" xmlns:w16="http://schemas.microsoft.com/office/word/2018/wordml" xmlns:w16du="http://schemas.microsoft.com/office/word/2023/wordml/word16du" xmlns:w16sdtdh="http://schemas.microsoft.com/office/word/2020/wordml/sdtdatahash" xmlns:w16sdtfl="http://schemas.microsoft.com/office/word/2024/wordml/sdtformatlock" xmlns:w16se="http://schemas.microsoft.com/office/word/2015/wordml/symex" xmlns:wpg="http://schemas.microsoft.com/office/word/2010/wordprocessingGroup" xmlns:wpi="http://schemas.microsoft.com/office/word/2010/wordprocessingInk" xmlns:wne="http://schemas.microsoft.com/office/word/2006/wordml" xmlns:wps="http://schemas.microsoft.com/office/word/2010/wordprocessingShape" mc:Ignorable="w14 w15 w16se w16cid w16 w16cex w16sdtdh w16sdtfl w16du wp14">
   <w:p>
     <w:pPr>
-      <w:pStyle w:val="Encabezado"/>
+      <w:pStyle w:val="Header"/>
     </w:pPr>
   </w:p>
 </w:hdr>
 </file>
 
 <file path=word/header2.xml><?xml version="1.0" encoding="utf-8"?>
-<w:hdr xmlns:wpc="http://schemas.microsoft.com/office/word/2010/wordprocessingCanvas" xmlns:cx="http://schemas.microsoft.com/office/drawing/2014/chartex" xmlns:cx1="http://schemas.microsoft.com/office/drawing/2015/9/8/chartex" xmlns:cx2="http://schemas.microsoft.com/office/drawing/2015/10/21/chartex" xmlns:cx3="http://schemas.microsoft.com/office/drawing/2016/5/9/chartex" xmlns:cx4="http://schemas.microsoft.com/office/drawing/2016/5/10/chartex" xmlns:cx5="http://schemas.microsoft.com/office/drawing/2016/5/11/chartex" xmlns:cx6="http://schemas.microsoft.com/office/drawing/2016/5/12/chartex" xmlns:cx7="http://schemas.microsoft.com/office/drawing/2016/5/13/chartex" xmlns:cx8="http://schemas.microsoft.com/office/drawing/2016/5/14/chartex" xmlns:mc="http://schemas.openxmlformats.org/markup-compatibility/2006" xmlns:aink="http://schemas.microsoft.com/office/drawing/2016/ink" xmlns:am3d="http://schemas.microsoft.com/office/drawing/2017/model3d" xmlns:o="urn:schemas-microsoft-com:office:office" xmlns:oel="http://schemas.microsoft.com/office/2019/extlst" xmlns:r="http://schemas.openxmlformats.org/officeDocument/2006/relationships" xmlns:m="http://schemas.openxmlformats.org/officeDocument/2006/math" xmlns:v="urn:schemas-microsoft-com:vml" xmlns:wp14="http://schemas.microsoft.com/office/word/2010/wordprocessingDrawing" xmlns:wp="http://schemas.openxmlformats.org/drawingml/2006/wordprocessingDrawing" xmlns:w10="urn:schemas-microsoft-com:office:word" xmlns:w="http://schemas.openxmlformats.org/wordprocessingml/2006/main" xmlns:w14="http://schemas.microsoft.com/office/word/2010/wordml" xmlns:w15="http://schemas.microsoft.com/office/word/2012/wordml" xmlns:w16cex="http://schemas.microsoft.com/office/word/2018/wordml/cex" xmlns:w16cid="http://schemas.microsoft.com/office/word/2016/wordml/cid" xmlns:w16="http://schemas.microsoft.com/office/word/2018/wordml" xmlns:w16sdtdh="http://schemas.microsoft.com/office/word/2020/wordml/sdtdatahash" xmlns:w16se="http://schemas.microsoft.com/office/word/2015/wordml/symex" xmlns:wpg="http://schemas.microsoft.com/office/word/2010/wordprocessingGroup" xmlns:wpi="http://schemas.microsoft.com/office/word/2010/wordprocessingInk" xmlns:wne="http://schemas.microsoft.com/office/word/2006/wordml" xmlns:wps="http://schemas.microsoft.com/office/word/2010/wordprocessingShape" mc:Ignorable="w14 w15 w16se w16cid w16 w16cex w16sdtdh wp14">
+<w:hdr xmlns:wpc="http://schemas.microsoft.com/office/word/2010/wordprocessingCanvas" xmlns:cx="http://schemas.microsoft.com/office/drawing/2014/chartex" xmlns:cx1="http://schemas.microsoft.com/office/drawing/2015/9/8/chartex" xmlns:cx2="http://schemas.microsoft.com/office/drawing/2015/10/21/chartex" xmlns:cx3="http://schemas.microsoft.com/office/drawing/2016/5/9/chartex" xmlns:cx4="http://schemas.microsoft.com/office/drawing/2016/5/10/chartex" xmlns:cx5="http://schemas.microsoft.com/office/drawing/2016/5/11/chartex" xmlns:cx6="http://schemas.microsoft.com/office/drawing/2016/5/12/chartex" xmlns:cx7="http://schemas.microsoft.com/office/drawing/2016/5/13/chartex" xmlns:cx8="http://schemas.microsoft.com/office/drawing/2016/5/14/chartex" xmlns:mc="http://schemas.openxmlformats.org/markup-compatibility/2006" xmlns:aink="http://schemas.microsoft.com/office/drawing/2016/ink" xmlns:am3d="http://schemas.microsoft.com/office/drawing/2017/model3d" xmlns:o="urn:schemas-microsoft-com:office:office" xmlns:oel="http://schemas.microsoft.com/office/2019/extlst" xmlns:r="http://schemas.openxmlformats.org/officeDocument/2006/relationships" xmlns:m="http://schemas.openxmlformats.org/officeDocument/2006/math" xmlns:v="urn:schemas-microsoft-com:vml" xmlns:wp14="http://schemas.microsoft.com/office/word/2010/wordprocessingDrawing" xmlns:wp="http://schemas.openxmlformats.org/drawingml/2006/wordprocessingDrawing" xmlns:w10="urn:schemas-microsoft-com:office:word" xmlns:w="http://schemas.openxmlformats.org/wordprocessingml/2006/main" xmlns:w14="http://schemas.microsoft.com/office/word/2010/wordml" xmlns:w15="http://schemas.microsoft.com/office/word/2012/wordml" xmlns:w16cex="http://schemas.microsoft.com/office/word/2018/wordml/cex" xmlns:w16cid="http://schemas.microsoft.com/office/word/2016/wordml/cid" xmlns:w16="http://schemas.microsoft.com/office/word/2018/wordml" xmlns:w16du="http://schemas.microsoft.com/office/word/2023/wordml/word16du" xmlns:w16sdtdh="http://schemas.microsoft.com/office/word/2020/wordml/sdtdatahash" xmlns:w16sdtfl="http://schemas.microsoft.com/office/word/2024/wordml/sdtformatlock" xmlns:w16se="http://schemas.microsoft.com/office/word/2015/wordml/symex" xmlns:wpg="http://schemas.microsoft.com/office/word/2010/wordprocessingGroup" xmlns:wpi="http://schemas.microsoft.com/office/word/2010/wordprocessingInk" xmlns:wne="http://schemas.microsoft.com/office/word/2006/wordml" xmlns:wps="http://schemas.microsoft.com/office/word/2010/wordprocessingShape" mc:Ignorable="w14 w15 w16se w16cid w16 w16cex w16sdtdh w16sdtfl w16du wp14">
   <w:p>
     <w:pPr>
-      <w:pStyle w:val="Encabezado"/>
+      <w:pStyle w:val="Header"/>
     </w:pPr>
     <w:r>
       <w:rPr>
@@ -6090,17 +5574,17 @@
 </file>
 
 <file path=word/header3.xml><?xml version="1.0" encoding="utf-8"?>
-<w:hdr xmlns:wpc="http://schemas.microsoft.com/office/word/2010/wordprocessingCanvas" xmlns:cx="http://schemas.microsoft.com/office/drawing/2014/chartex" xmlns:cx1="http://schemas.microsoft.com/office/drawing/2015/9/8/chartex" xmlns:cx2="http://schemas.microsoft.com/office/drawing/2015/10/21/chartex" xmlns:cx3="http://schemas.microsoft.com/office/drawing/2016/5/9/chartex" xmlns:cx4="http://schemas.microsoft.com/office/drawing/2016/5/10/chartex" xmlns:cx5="http://schemas.microsoft.com/office/drawing/2016/5/11/chartex" xmlns:cx6="http://schemas.microsoft.com/office/drawing/2016/5/12/chartex" xmlns:cx7="http://schemas.microsoft.com/office/drawing/2016/5/13/chartex" xmlns:cx8="http://schemas.microsoft.com/office/drawing/2016/5/14/chartex" xmlns:mc="http://schemas.openxmlformats.org/markup-compatibility/2006" xmlns:aink="http://schemas.microsoft.com/office/drawing/2016/ink" xmlns:am3d="http://schemas.microsoft.com/office/drawing/2017/model3d" xmlns:o="urn:schemas-microsoft-com:office:office" xmlns:oel="http://schemas.microsoft.com/office/2019/extlst" xmlns:r="http://schemas.openxmlformats.org/officeDocument/2006/relationships" xmlns:m="http://schemas.openxmlformats.org/officeDocument/2006/math" xmlns:v="urn:schemas-microsoft-com:vml" xmlns:wp14="http://schemas.microsoft.com/office/word/2010/wordprocessingDrawing" xmlns:wp="http://schemas.openxmlformats.org/drawingml/2006/wordprocessingDrawing" xmlns:w10="urn:schemas-microsoft-com:office:word" xmlns:w="http://schemas.openxmlformats.org/wordprocessingml/2006/main" xmlns:w14="http://schemas.microsoft.com/office/word/2010/wordml" xmlns:w15="http://schemas.microsoft.com/office/word/2012/wordml" xmlns:w16cex="http://schemas.microsoft.com/office/word/2018/wordml/cex" xmlns:w16cid="http://schemas.microsoft.com/office/word/2016/wordml/cid" xmlns:w16="http://schemas.microsoft.com/office/word/2018/wordml" xmlns:w16sdtdh="http://schemas.microsoft.com/office/word/2020/wordml/sdtdatahash" xmlns:w16se="http://schemas.microsoft.com/office/word/2015/wordml/symex" xmlns:wpg="http://schemas.microsoft.com/office/word/2010/wordprocessingGroup" xmlns:wpi="http://schemas.microsoft.com/office/word/2010/wordprocessingInk" xmlns:wne="http://schemas.microsoft.com/office/word/2006/wordml" xmlns:wps="http://schemas.microsoft.com/office/word/2010/wordprocessingShape" mc:Ignorable="w14 w15 w16se w16cid w16 w16cex w16sdtdh wp14">
+<w:hdr xmlns:wpc="http://schemas.microsoft.com/office/word/2010/wordprocessingCanvas" xmlns:cx="http://schemas.microsoft.com/office/drawing/2014/chartex" xmlns:cx1="http://schemas.microsoft.com/office/drawing/2015/9/8/chartex" xmlns:cx2="http://schemas.microsoft.com/office/drawing/2015/10/21/chartex" xmlns:cx3="http://schemas.microsoft.com/office/drawing/2016/5/9/chartex" xmlns:cx4="http://schemas.microsoft.com/office/drawing/2016/5/10/chartex" xmlns:cx5="http://schemas.microsoft.com/office/drawing/2016/5/11/chartex" xmlns:cx6="http://schemas.microsoft.com/office/drawing/2016/5/12/chartex" xmlns:cx7="http://schemas.microsoft.com/office/drawing/2016/5/13/chartex" xmlns:cx8="http://schemas.microsoft.com/office/drawing/2016/5/14/chartex" xmlns:mc="http://schemas.openxmlformats.org/markup-compatibility/2006" xmlns:aink="http://schemas.microsoft.com/office/drawing/2016/ink" xmlns:am3d="http://schemas.microsoft.com/office/drawing/2017/model3d" xmlns:o="urn:schemas-microsoft-com:office:office" xmlns:oel="http://schemas.microsoft.com/office/2019/extlst" xmlns:r="http://schemas.openxmlformats.org/officeDocument/2006/relationships" xmlns:m="http://schemas.openxmlformats.org/officeDocument/2006/math" xmlns:v="urn:schemas-microsoft-com:vml" xmlns:wp14="http://schemas.microsoft.com/office/word/2010/wordprocessingDrawing" xmlns:wp="http://schemas.openxmlformats.org/drawingml/2006/wordprocessingDrawing" xmlns:w10="urn:schemas-microsoft-com:office:word" xmlns:w="http://schemas.openxmlformats.org/wordprocessingml/2006/main" xmlns:w14="http://schemas.microsoft.com/office/word/2010/wordml" xmlns:w15="http://schemas.microsoft.com/office/word/2012/wordml" xmlns:w16cex="http://schemas.microsoft.com/office/word/2018/wordml/cex" xmlns:w16cid="http://schemas.microsoft.com/office/word/2016/wordml/cid" xmlns:w16="http://schemas.microsoft.com/office/word/2018/wordml" xmlns:w16du="http://schemas.microsoft.com/office/word/2023/wordml/word16du" xmlns:w16sdtdh="http://schemas.microsoft.com/office/word/2020/wordml/sdtdatahash" xmlns:w16sdtfl="http://schemas.microsoft.com/office/word/2024/wordml/sdtformatlock" xmlns:w16se="http://schemas.microsoft.com/office/word/2015/wordml/symex" xmlns:wpg="http://schemas.microsoft.com/office/word/2010/wordprocessingGroup" xmlns:wpi="http://schemas.microsoft.com/office/word/2010/wordprocessingInk" xmlns:wne="http://schemas.microsoft.com/office/word/2006/wordml" xmlns:wps="http://schemas.microsoft.com/office/word/2010/wordprocessingShape" mc:Ignorable="w14 w15 w16se w16cid w16 w16cex w16sdtdh w16sdtfl w16du wp14">
   <w:p>
     <w:pPr>
-      <w:pStyle w:val="Encabezado"/>
+      <w:pStyle w:val="Header"/>
     </w:pPr>
   </w:p>
 </w:hdr>
 </file>
 
 <file path=word/styles.xml><?xml version="1.0" encoding="utf-8"?>
-<w:styles xmlns:mc="http://schemas.openxmlformats.org/markup-compatibility/2006" xmlns:r="http://schemas.openxmlformats.org/officeDocument/2006/relationships" xmlns:w="http://schemas.openxmlformats.org/wordprocessingml/2006/main" xmlns:w14="http://schemas.microsoft.com/office/word/2010/wordml" xmlns:w15="http://schemas.microsoft.com/office/word/2012/wordml" xmlns:w16cex="http://schemas.microsoft.com/office/word/2018/wordml/cex" xmlns:w16cid="http://schemas.microsoft.com/office/word/2016/wordml/cid" xmlns:w16="http://schemas.microsoft.com/office/word/2018/wordml" xmlns:w16sdtdh="http://schemas.microsoft.com/office/word/2020/wordml/sdtdatahash" xmlns:w16se="http://schemas.microsoft.com/office/word/2015/wordml/symex" mc:Ignorable="w14 w15 w16se w16cid w16 w16cex w16sdtdh">
+<w:styles xmlns:mc="http://schemas.openxmlformats.org/markup-compatibility/2006" xmlns:r="http://schemas.openxmlformats.org/officeDocument/2006/relationships" xmlns:w="http://schemas.openxmlformats.org/wordprocessingml/2006/main" xmlns:w14="http://schemas.microsoft.com/office/word/2010/wordml" xmlns:w15="http://schemas.microsoft.com/office/word/2012/wordml" xmlns:w16cex="http://schemas.microsoft.com/office/word/2018/wordml/cex" xmlns:w16cid="http://schemas.microsoft.com/office/word/2016/wordml/cid" xmlns:w16="http://schemas.microsoft.com/office/word/2018/wordml" xmlns:w16du="http://schemas.microsoft.com/office/word/2023/wordml/word16du" xmlns:w16sdtdh="http://schemas.microsoft.com/office/word/2020/wordml/sdtdatahash" xmlns:w16sdtfl="http://schemas.microsoft.com/office/word/2024/wordml/sdtformatlock" xmlns:w16se="http://schemas.microsoft.com/office/word/2015/wordml/symex" mc:Ignorable="w14 w15 w16se w16cid w16 w16cex w16sdtdh w16sdtfl w16du">
   <w:docDefaults>
     <w:rPrDefault>
       <w:rPr>
@@ -6505,11 +5989,11 @@
       <w:rFonts w:ascii="Arial" w:hAnsi="Arial"/>
     </w:rPr>
   </w:style>
-  <w:style w:type="paragraph" w:styleId="Ttulo1">
+  <w:style w:type="paragraph" w:styleId="Heading1">
     <w:name w:val="heading 1"/>
     <w:basedOn w:val="Normal"/>
     <w:next w:val="Normal"/>
-    <w:link w:val="Ttulo1Car"/>
+    <w:link w:val="Heading1Char"/>
     <w:uiPriority w:val="9"/>
     <w:qFormat/>
     <w:rsid w:val="001A1B70"/>
@@ -6526,11 +6010,11 @@
       <w:szCs w:val="32"/>
     </w:rPr>
   </w:style>
-  <w:style w:type="paragraph" w:styleId="Ttulo2">
+  <w:style w:type="paragraph" w:styleId="Heading2">
     <w:name w:val="heading 2"/>
     <w:basedOn w:val="Normal"/>
     <w:next w:val="Normal"/>
-    <w:link w:val="Ttulo2Car"/>
+    <w:link w:val="Heading2Char"/>
     <w:uiPriority w:val="9"/>
     <w:unhideWhenUsed/>
     <w:qFormat/>
@@ -6548,11 +6032,11 @@
       <w:szCs w:val="26"/>
     </w:rPr>
   </w:style>
-  <w:style w:type="paragraph" w:styleId="Ttulo3">
+  <w:style w:type="paragraph" w:styleId="Heading3">
     <w:name w:val="heading 3"/>
     <w:basedOn w:val="Normal"/>
     <w:next w:val="Normal"/>
-    <w:link w:val="Ttulo3Car"/>
+    <w:link w:val="Heading3Char"/>
     <w:uiPriority w:val="9"/>
     <w:unhideWhenUsed/>
     <w:qFormat/>
@@ -6570,13 +6054,12 @@
       <w:szCs w:val="24"/>
     </w:rPr>
   </w:style>
-  <w:style w:type="character" w:default="1" w:styleId="Fuentedeprrafopredeter">
+  <w:style w:type="character" w:default="1" w:styleId="DefaultParagraphFont">
     <w:name w:val="Default Paragraph Font"/>
     <w:uiPriority w:val="1"/>
-    <w:semiHidden/>
     <w:unhideWhenUsed/>
   </w:style>
-  <w:style w:type="table" w:default="1" w:styleId="Tablanormal">
+  <w:style w:type="table" w:default="1" w:styleId="TableNormal">
     <w:name w:val="Normal Table"/>
     <w:uiPriority w:val="99"/>
     <w:semiHidden/>
@@ -6591,16 +6074,16 @@
       </w:tblCellMar>
     </w:tblPr>
   </w:style>
-  <w:style w:type="numbering" w:default="1" w:styleId="Sinlista">
+  <w:style w:type="numbering" w:default="1" w:styleId="NoList">
     <w:name w:val="No List"/>
     <w:uiPriority w:val="99"/>
     <w:semiHidden/>
     <w:unhideWhenUsed/>
   </w:style>
-  <w:style w:type="paragraph" w:styleId="Encabezado">
+  <w:style w:type="paragraph" w:styleId="Header">
     <w:name w:val="header"/>
     <w:basedOn w:val="Normal"/>
-    <w:link w:val="EncabezadoCar"/>
+    <w:link w:val="HeaderChar"/>
     <w:uiPriority w:val="99"/>
     <w:unhideWhenUsed/>
     <w:rsid w:val="00335F52"/>
@@ -6612,17 +6095,17 @@
       <w:spacing w:after="0" w:line="240" w:lineRule="auto"/>
     </w:pPr>
   </w:style>
-  <w:style w:type="character" w:customStyle="1" w:styleId="EncabezadoCar">
-    <w:name w:val="Encabezado Car"/>
-    <w:basedOn w:val="Fuentedeprrafopredeter"/>
-    <w:link w:val="Encabezado"/>
+  <w:style w:type="character" w:customStyle="1" w:styleId="HeaderChar">
+    <w:name w:val="Header Char"/>
+    <w:basedOn w:val="DefaultParagraphFont"/>
+    <w:link w:val="Header"/>
     <w:uiPriority w:val="99"/>
     <w:rsid w:val="00335F52"/>
   </w:style>
-  <w:style w:type="paragraph" w:styleId="Piedepgina">
+  <w:style w:type="paragraph" w:styleId="Footer">
     <w:name w:val="footer"/>
     <w:basedOn w:val="Normal"/>
-    <w:link w:val="PiedepginaCar"/>
+    <w:link w:val="FooterChar"/>
     <w:uiPriority w:val="99"/>
     <w:unhideWhenUsed/>
     <w:rsid w:val="00335F52"/>
@@ -6634,17 +6117,17 @@
       <w:spacing w:after="0" w:line="240" w:lineRule="auto"/>
     </w:pPr>
   </w:style>
-  <w:style w:type="character" w:customStyle="1" w:styleId="PiedepginaCar">
-    <w:name w:val="Pie de página Car"/>
-    <w:basedOn w:val="Fuentedeprrafopredeter"/>
-    <w:link w:val="Piedepgina"/>
+  <w:style w:type="character" w:customStyle="1" w:styleId="FooterChar">
+    <w:name w:val="Footer Char"/>
+    <w:basedOn w:val="DefaultParagraphFont"/>
+    <w:link w:val="Footer"/>
     <w:uiPriority w:val="99"/>
     <w:rsid w:val="00335F52"/>
   </w:style>
-  <w:style w:type="character" w:customStyle="1" w:styleId="Ttulo1Car">
-    <w:name w:val="Título 1 Car"/>
-    <w:basedOn w:val="Fuentedeprrafopredeter"/>
-    <w:link w:val="Ttulo1"/>
+  <w:style w:type="character" w:customStyle="1" w:styleId="Heading1Char">
+    <w:name w:val="Heading 1 Char"/>
+    <w:basedOn w:val="DefaultParagraphFont"/>
+    <w:link w:val="Heading1"/>
     <w:uiPriority w:val="9"/>
     <w:rsid w:val="001A1B70"/>
     <w:rPr>
@@ -6654,9 +6137,9 @@
       <w:szCs w:val="32"/>
     </w:rPr>
   </w:style>
-  <w:style w:type="paragraph" w:styleId="TtuloTDC">
+  <w:style w:type="paragraph" w:styleId="TOCHeading">
     <w:name w:val="TOC Heading"/>
-    <w:basedOn w:val="Ttulo1"/>
+    <w:basedOn w:val="Heading1"/>
     <w:next w:val="Normal"/>
     <w:uiPriority w:val="39"/>
     <w:unhideWhenUsed/>
@@ -6669,10 +6152,10 @@
       <w:lang w:eastAsia="es-CL"/>
     </w:rPr>
   </w:style>
-  <w:style w:type="character" w:customStyle="1" w:styleId="Ttulo2Car">
-    <w:name w:val="Título 2 Car"/>
-    <w:basedOn w:val="Fuentedeprrafopredeter"/>
-    <w:link w:val="Ttulo2"/>
+  <w:style w:type="character" w:customStyle="1" w:styleId="Heading2Char">
+    <w:name w:val="Heading 2 Char"/>
+    <w:basedOn w:val="DefaultParagraphFont"/>
+    <w:link w:val="Heading2"/>
     <w:uiPriority w:val="9"/>
     <w:rsid w:val="001A1B70"/>
     <w:rPr>
@@ -6682,9 +6165,9 @@
       <w:szCs w:val="26"/>
     </w:rPr>
   </w:style>
-  <w:style w:type="table" w:styleId="Tablaconcuadrcula">
+  <w:style w:type="table" w:styleId="TableGrid">
     <w:name w:val="Table Grid"/>
-    <w:basedOn w:val="Tablanormal"/>
+    <w:basedOn w:val="TableNormal"/>
     <w:uiPriority w:val="39"/>
     <w:rsid w:val="006000C2"/>
     <w:pPr>
@@ -6701,7 +6184,7 @@
       </w:tblBorders>
     </w:tblPr>
   </w:style>
-  <w:style w:type="paragraph" w:styleId="TDC1">
+  <w:style w:type="paragraph" w:styleId="TOC1">
     <w:name w:val="toc 1"/>
     <w:basedOn w:val="Normal"/>
     <w:next w:val="Normal"/>
@@ -6713,7 +6196,7 @@
       <w:spacing w:after="100"/>
     </w:pPr>
   </w:style>
-  <w:style w:type="paragraph" w:styleId="TDC2">
+  <w:style w:type="paragraph" w:styleId="TOC2">
     <w:name w:val="toc 2"/>
     <w:basedOn w:val="Normal"/>
     <w:next w:val="Normal"/>
@@ -6726,9 +6209,9 @@
       <w:ind w:left="220"/>
     </w:pPr>
   </w:style>
-  <w:style w:type="character" w:styleId="Hipervnculo">
+  <w:style w:type="character" w:styleId="Hyperlink">
     <w:name w:val="Hyperlink"/>
-    <w:basedOn w:val="Fuentedeprrafopredeter"/>
+    <w:basedOn w:val="DefaultParagraphFont"/>
     <w:uiPriority w:val="99"/>
     <w:unhideWhenUsed/>
     <w:rsid w:val="009E1AE2"/>
@@ -6737,10 +6220,10 @@
       <w:u w:val="single"/>
     </w:rPr>
   </w:style>
-  <w:style w:type="character" w:customStyle="1" w:styleId="Ttulo3Car">
-    <w:name w:val="Título 3 Car"/>
-    <w:basedOn w:val="Fuentedeprrafopredeter"/>
-    <w:link w:val="Ttulo3"/>
+  <w:style w:type="character" w:customStyle="1" w:styleId="Heading3Char">
+    <w:name w:val="Heading 3 Char"/>
+    <w:basedOn w:val="DefaultParagraphFont"/>
+    <w:link w:val="Heading3"/>
     <w:uiPriority w:val="9"/>
     <w:rsid w:val="000B736E"/>
     <w:rPr>
@@ -6750,7 +6233,7 @@
       <w:szCs w:val="24"/>
     </w:rPr>
   </w:style>
-  <w:style w:type="paragraph" w:styleId="TDC3">
+  <w:style w:type="paragraph" w:styleId="TOC3">
     <w:name w:val="toc 3"/>
     <w:basedOn w:val="Normal"/>
     <w:next w:val="Normal"/>
@@ -7069,7 +6552,6 @@
 <ds:datastoreItem xmlns:ds="http://schemas.openxmlformats.org/officeDocument/2006/customXml" ds:itemID="{751B0CBC-64C1-4322-BE43-73C7E8EBCE90}">
   <ds:schemaRefs>
     <ds:schemaRef ds:uri="http://schemas.openxmlformats.org/officeDocument/2006/bibliography"/>
-    <ds:schemaRef ds:uri="http://www.w3.org/2000/xmlns/"/>
   </ds:schemaRefs>
 </ds:datastoreItem>
 </file>